--- a/Statistical Project word.docx
+++ b/Statistical Project word.docx
@@ -1164,6 +1164,7 @@
           <w:docPartUnique/>
         </w:docPartObj>
       </w:sdtPr>
+      <w:sdtEndPr/>
       <w:sdtContent>
         <w:p>
           <w:pPr>
@@ -1190,7 +1191,7 @@
           <w:r>
             <w:fldChar w:fldCharType="separate"/>
           </w:r>
-          <w:hyperlink w:anchor="_Toc243943973" w:history="1">
+          <w:hyperlink w:anchor="_Toc244101582" w:history="1">
             <w:r>
               <w:rPr>
                 <w:rStyle w:val="Hyperlink"/>
@@ -1217,7 +1218,7 @@
                 <w:noProof/>
                 <w:webHidden/>
               </w:rPr>
-              <w:instrText xml:space="preserve"> PAGEREF _Toc243943973 \h </w:instrText>
+              <w:instrText xml:space="preserve"> PAGEREF _Toc244101582 \h </w:instrText>
             </w:r>
             <w:r>
               <w:rPr>
@@ -1264,7 +1265,7 @@
               <w14:ligatures w14:val="standardContextual"/>
             </w:rPr>
           </w:pPr>
-          <w:hyperlink w:anchor="_Toc243943974" w:history="1">
+          <w:hyperlink w:anchor="_Toc244101583" w:history="1">
             <w:r>
               <w:rPr>
                 <w:rStyle w:val="Hyperlink"/>
@@ -1291,7 +1292,7 @@
                 <w:noProof/>
                 <w:webHidden/>
               </w:rPr>
-              <w:instrText xml:space="preserve"> PAGEREF _Toc243943974 \h </w:instrText>
+              <w:instrText xml:space="preserve"> PAGEREF _Toc244101583 \h </w:instrText>
             </w:r>
             <w:r>
               <w:rPr>
@@ -1338,7 +1339,7 @@
               <w14:ligatures w14:val="standardContextual"/>
             </w:rPr>
           </w:pPr>
-          <w:hyperlink w:anchor="_Toc243943975" w:history="1">
+          <w:hyperlink w:anchor="_Toc244101584" w:history="1">
             <w:r>
               <w:rPr>
                 <w:rStyle w:val="Hyperlink"/>
@@ -1365,7 +1366,7 @@
                 <w:noProof/>
                 <w:webHidden/>
               </w:rPr>
-              <w:instrText xml:space="preserve"> PAGEREF _Toc243943975 \h </w:instrText>
+              <w:instrText xml:space="preserve"> PAGEREF _Toc244101584 \h </w:instrText>
             </w:r>
             <w:r>
               <w:rPr>
@@ -1412,7 +1413,7 @@
               <w14:ligatures w14:val="standardContextual"/>
             </w:rPr>
           </w:pPr>
-          <w:hyperlink w:anchor="_Toc243943976" w:history="1">
+          <w:hyperlink w:anchor="_Toc244101585" w:history="1">
             <w:r>
               <w:rPr>
                 <w:rStyle w:val="Hyperlink"/>
@@ -1439,7 +1440,7 @@
                 <w:noProof/>
                 <w:webHidden/>
               </w:rPr>
-              <w:instrText xml:space="preserve"> PAGEREF _Toc243943976 \h </w:instrText>
+              <w:instrText xml:space="preserve"> PAGEREF _Toc244101585 \h </w:instrText>
             </w:r>
             <w:r>
               <w:rPr>
@@ -1486,7 +1487,7 @@
               <w14:ligatures w14:val="standardContextual"/>
             </w:rPr>
           </w:pPr>
-          <w:hyperlink w:anchor="_Toc243943977" w:history="1">
+          <w:hyperlink w:anchor="_Toc244101586" w:history="1">
             <w:r>
               <w:rPr>
                 <w:rStyle w:val="Hyperlink"/>
@@ -1514,7 +1515,7 @@
                 <w:noProof/>
                 <w:webHidden/>
               </w:rPr>
-              <w:instrText xml:space="preserve"> PAGEREF _Toc243943977 \h </w:instrText>
+              <w:instrText xml:space="preserve"> PAGEREF _Toc244101586 \h </w:instrText>
             </w:r>
             <w:r>
               <w:rPr>
@@ -1561,14 +1562,14 @@
               <w14:ligatures w14:val="standardContextual"/>
             </w:rPr>
           </w:pPr>
-          <w:hyperlink w:anchor="_Toc243943978" w:history="1">
+          <w:hyperlink w:anchor="_Toc244101587" w:history="1">
             <w:r>
               <w:rPr>
                 <w:rStyle w:val="Hyperlink"/>
                 <w:rFonts w:eastAsia="Aptos"/>
                 <w:noProof/>
               </w:rPr>
-              <w:t>Full time</w:t>
+              <w:t>Full-Time Home Goals (FTHG)</w:t>
             </w:r>
             <w:r>
               <w:rPr>
@@ -1589,7 +1590,7 @@
                 <w:noProof/>
                 <w:webHidden/>
               </w:rPr>
-              <w:instrText xml:space="preserve"> PAGEREF _Toc243943978 \h </w:instrText>
+              <w:instrText xml:space="preserve"> PAGEREF _Toc244101587 \h </w:instrText>
             </w:r>
             <w:r>
               <w:rPr>
@@ -1609,7 +1610,7 @@
                 <w:noProof/>
                 <w:webHidden/>
               </w:rPr>
-              <w:t>2</w:t>
+              <w:t>3</w:t>
             </w:r>
             <w:r>
               <w:rPr>
@@ -1636,14 +1637,13 @@
               <w14:ligatures w14:val="standardContextual"/>
             </w:rPr>
           </w:pPr>
-          <w:hyperlink w:anchor="_Toc243943979" w:history="1">
+          <w:hyperlink w:anchor="_Toc244101588" w:history="1">
             <w:r>
               <w:rPr>
                 <w:rStyle w:val="Hyperlink"/>
-                <w:rFonts w:eastAsia="Aptos"/>
-                <w:noProof/>
-              </w:rPr>
-              <w:t>Full-Time Home Goals (FTHG)</w:t>
+                <w:noProof/>
+              </w:rPr>
+              <w:t>Data Quality</w:t>
             </w:r>
             <w:r>
               <w:rPr>
@@ -1664,7 +1664,7 @@
                 <w:noProof/>
                 <w:webHidden/>
               </w:rPr>
-              <w:instrText xml:space="preserve"> PAGEREF _Toc243943979 \h </w:instrText>
+              <w:instrText xml:space="preserve"> PAGEREF _Toc244101588 \h </w:instrText>
             </w:r>
             <w:r>
               <w:rPr>
@@ -1684,7 +1684,81 @@
                 <w:noProof/>
                 <w:webHidden/>
               </w:rPr>
-              <w:t>2</w:t>
+              <w:t>3</w:t>
+            </w:r>
+            <w:r>
+              <w:rPr>
+                <w:noProof/>
+                <w:webHidden/>
+              </w:rPr>
+              <w:fldChar w:fldCharType="end"/>
+            </w:r>
+          </w:hyperlink>
+        </w:p>
+        <w:p>
+          <w:pPr>
+            <w:pStyle w:val="TOC1"/>
+            <w:tabs>
+              <w:tab w:val="right" w:leader="dot" w:pos="9016"/>
+            </w:tabs>
+            <w:rPr>
+              <w:rFonts w:asciiTheme="minorHAnsi" w:eastAsiaTheme="minorEastAsia" w:hAnsiTheme="minorHAnsi" w:cstheme="minorBidi"/>
+              <w:noProof/>
+              <w:kern w:val="2"/>
+              <w:sz w:val="24"/>
+              <w:szCs w:val="24"/>
+              <w:lang w:val="en-US" w:eastAsia="en-US"/>
+              <w14:ligatures w14:val="standardContextual"/>
+            </w:rPr>
+          </w:pPr>
+          <w:hyperlink w:anchor="_Toc244101589" w:history="1">
+            <w:r>
+              <w:rPr>
+                <w:rStyle w:val="Hyperlink"/>
+                <w:noProof/>
+              </w:rPr>
+              <w:t>Binomial and Poisson Distribution</w:t>
+            </w:r>
+            <w:r>
+              <w:rPr>
+                <w:noProof/>
+                <w:webHidden/>
+              </w:rPr>
+              <w:tab/>
+            </w:r>
+            <w:r>
+              <w:rPr>
+                <w:noProof/>
+                <w:webHidden/>
+              </w:rPr>
+              <w:fldChar w:fldCharType="begin"/>
+            </w:r>
+            <w:r>
+              <w:rPr>
+                <w:noProof/>
+                <w:webHidden/>
+              </w:rPr>
+              <w:instrText xml:space="preserve"> PAGEREF _Toc244101589 \h </w:instrText>
+            </w:r>
+            <w:r>
+              <w:rPr>
+                <w:noProof/>
+                <w:webHidden/>
+              </w:rPr>
+            </w:r>
+            <w:r>
+              <w:rPr>
+                <w:noProof/>
+                <w:webHidden/>
+              </w:rPr>
+              <w:fldChar w:fldCharType="separate"/>
+            </w:r>
+            <w:r>
+              <w:rPr>
+                <w:noProof/>
+                <w:webHidden/>
+              </w:rPr>
+              <w:t>3</w:t>
             </w:r>
             <w:r>
               <w:rPr>
@@ -1711,13 +1785,13 @@
               <w14:ligatures w14:val="standardContextual"/>
             </w:rPr>
           </w:pPr>
-          <w:hyperlink w:anchor="_Toc243943980" w:history="1">
+          <w:hyperlink w:anchor="_Toc244101590" w:history="1">
             <w:r>
               <w:rPr>
                 <w:rStyle w:val="Hyperlink"/>
                 <w:noProof/>
               </w:rPr>
-              <w:t>Data Quality</w:t>
+              <w:t>Binomial Distribution: Home Win</w:t>
             </w:r>
             <w:r>
               <w:rPr>
@@ -1738,7 +1812,7 @@
                 <w:noProof/>
                 <w:webHidden/>
               </w:rPr>
-              <w:instrText xml:space="preserve"> PAGEREF _Toc243943980 \h </w:instrText>
+              <w:instrText xml:space="preserve"> PAGEREF _Toc244101590 \h </w:instrText>
             </w:r>
             <w:r>
               <w:rPr>
@@ -1758,7 +1832,155 @@
                 <w:noProof/>
                 <w:webHidden/>
               </w:rPr>
-              <w:t>2</w:t>
+              <w:t>3</w:t>
+            </w:r>
+            <w:r>
+              <w:rPr>
+                <w:noProof/>
+                <w:webHidden/>
+              </w:rPr>
+              <w:fldChar w:fldCharType="end"/>
+            </w:r>
+          </w:hyperlink>
+        </w:p>
+        <w:p>
+          <w:pPr>
+            <w:pStyle w:val="TOC2"/>
+            <w:tabs>
+              <w:tab w:val="right" w:leader="dot" w:pos="9016"/>
+            </w:tabs>
+            <w:rPr>
+              <w:rFonts w:asciiTheme="minorHAnsi" w:eastAsiaTheme="minorEastAsia" w:hAnsiTheme="minorHAnsi" w:cstheme="minorBidi"/>
+              <w:noProof/>
+              <w:kern w:val="2"/>
+              <w:sz w:val="24"/>
+              <w:szCs w:val="24"/>
+              <w:lang w:val="en-US" w:eastAsia="en-US"/>
+              <w14:ligatures w14:val="standardContextual"/>
+            </w:rPr>
+          </w:pPr>
+          <w:hyperlink w:anchor="_Toc244101591" w:history="1">
+            <w:r>
+              <w:rPr>
+                <w:rStyle w:val="Hyperlink"/>
+                <w:noProof/>
+              </w:rPr>
+              <w:t>Poisson Distribution: Home Goals</w:t>
+            </w:r>
+            <w:r>
+              <w:rPr>
+                <w:noProof/>
+                <w:webHidden/>
+              </w:rPr>
+              <w:tab/>
+            </w:r>
+            <w:r>
+              <w:rPr>
+                <w:noProof/>
+                <w:webHidden/>
+              </w:rPr>
+              <w:fldChar w:fldCharType="begin"/>
+            </w:r>
+            <w:r>
+              <w:rPr>
+                <w:noProof/>
+                <w:webHidden/>
+              </w:rPr>
+              <w:instrText xml:space="preserve"> PAGEREF _Toc244101591 \h </w:instrText>
+            </w:r>
+            <w:r>
+              <w:rPr>
+                <w:noProof/>
+                <w:webHidden/>
+              </w:rPr>
+            </w:r>
+            <w:r>
+              <w:rPr>
+                <w:noProof/>
+                <w:webHidden/>
+              </w:rPr>
+              <w:fldChar w:fldCharType="separate"/>
+            </w:r>
+            <w:r>
+              <w:rPr>
+                <w:noProof/>
+                <w:webHidden/>
+              </w:rPr>
+              <w:t>3</w:t>
+            </w:r>
+            <w:r>
+              <w:rPr>
+                <w:noProof/>
+                <w:webHidden/>
+              </w:rPr>
+              <w:fldChar w:fldCharType="end"/>
+            </w:r>
+          </w:hyperlink>
+        </w:p>
+        <w:p>
+          <w:pPr>
+            <w:pStyle w:val="TOC2"/>
+            <w:tabs>
+              <w:tab w:val="right" w:leader="dot" w:pos="9016"/>
+            </w:tabs>
+            <w:rPr>
+              <w:rFonts w:asciiTheme="minorHAnsi" w:eastAsiaTheme="minorEastAsia" w:hAnsiTheme="minorHAnsi" w:cstheme="minorBidi"/>
+              <w:noProof/>
+              <w:kern w:val="2"/>
+              <w:sz w:val="24"/>
+              <w:szCs w:val="24"/>
+              <w:lang w:val="en-US" w:eastAsia="en-US"/>
+              <w14:ligatures w14:val="standardContextual"/>
+            </w:rPr>
+          </w:pPr>
+          <w:hyperlink w:anchor="_Toc244101592" w:history="1">
+            <w:r>
+              <w:rPr>
+                <w:rStyle w:val="Hyperlink"/>
+                <w:noProof/>
+              </w:rPr>
+              <w:t>Large Samples</w:t>
+            </w:r>
+            <w:r>
+              <w:rPr>
+                <w:noProof/>
+                <w:webHidden/>
+              </w:rPr>
+              <w:tab/>
+            </w:r>
+            <w:r>
+              <w:rPr>
+                <w:noProof/>
+                <w:webHidden/>
+              </w:rPr>
+              <w:fldChar w:fldCharType="begin"/>
+            </w:r>
+            <w:r>
+              <w:rPr>
+                <w:noProof/>
+                <w:webHidden/>
+              </w:rPr>
+              <w:instrText xml:space="preserve"> PAGEREF _Toc244101592 \h </w:instrText>
+            </w:r>
+            <w:r>
+              <w:rPr>
+                <w:noProof/>
+                <w:webHidden/>
+              </w:rPr>
+            </w:r>
+            <w:r>
+              <w:rPr>
+                <w:noProof/>
+                <w:webHidden/>
+              </w:rPr>
+              <w:fldChar w:fldCharType="separate"/>
+            </w:r>
+            <w:r>
+              <w:rPr>
+                <w:noProof/>
+                <w:webHidden/>
+              </w:rPr>
+              <w:t>3</w:t>
             </w:r>
             <w:r>
               <w:rPr>
@@ -1785,13 +2007,13 @@
               <w14:ligatures w14:val="standardContextual"/>
             </w:rPr>
           </w:pPr>
-          <w:hyperlink w:anchor="_Toc243943981" w:history="1">
+          <w:hyperlink w:anchor="_Toc244101593" w:history="1">
             <w:r>
               <w:rPr>
                 <w:rStyle w:val="Hyperlink"/>
                 <w:noProof/>
               </w:rPr>
-              <w:t>Binomial and Poisson Distribution</w:t>
+              <w:t>Normal Distribution</w:t>
             </w:r>
             <w:r>
               <w:rPr>
@@ -1812,7 +2034,7 @@
                 <w:noProof/>
                 <w:webHidden/>
               </w:rPr>
-              <w:instrText xml:space="preserve"> PAGEREF _Toc243943981 \h </w:instrText>
+              <w:instrText xml:space="preserve"> PAGEREF _Toc244101593 \h </w:instrText>
             </w:r>
             <w:r>
               <w:rPr>
@@ -1832,229 +2054,7 @@
                 <w:noProof/>
                 <w:webHidden/>
               </w:rPr>
-              <w:t>2</w:t>
-            </w:r>
-            <w:r>
-              <w:rPr>
-                <w:noProof/>
-                <w:webHidden/>
-              </w:rPr>
-              <w:fldChar w:fldCharType="end"/>
-            </w:r>
-          </w:hyperlink>
-        </w:p>
-        <w:p>
-          <w:pPr>
-            <w:pStyle w:val="TOC2"/>
-            <w:tabs>
-              <w:tab w:val="right" w:leader="dot" w:pos="9016"/>
-            </w:tabs>
-            <w:rPr>
-              <w:rFonts w:asciiTheme="minorHAnsi" w:eastAsiaTheme="minorEastAsia" w:hAnsiTheme="minorHAnsi" w:cstheme="minorBidi"/>
-              <w:noProof/>
-              <w:kern w:val="2"/>
-              <w:sz w:val="24"/>
-              <w:szCs w:val="24"/>
-              <w:lang w:val="en-US" w:eastAsia="en-US"/>
-              <w14:ligatures w14:val="standardContextual"/>
-            </w:rPr>
-          </w:pPr>
-          <w:hyperlink w:anchor="_Toc243943982" w:history="1">
-            <w:r>
-              <w:rPr>
-                <w:rStyle w:val="Hyperlink"/>
-                <w:noProof/>
-              </w:rPr>
-              <w:t>Binomial Distribution: Home Win</w:t>
-            </w:r>
-            <w:r>
-              <w:rPr>
-                <w:noProof/>
-                <w:webHidden/>
-              </w:rPr>
-              <w:tab/>
-            </w:r>
-            <w:r>
-              <w:rPr>
-                <w:noProof/>
-                <w:webHidden/>
-              </w:rPr>
-              <w:fldChar w:fldCharType="begin"/>
-            </w:r>
-            <w:r>
-              <w:rPr>
-                <w:noProof/>
-                <w:webHidden/>
-              </w:rPr>
-              <w:instrText xml:space="preserve"> PAGEREF _Toc243943982 \h </w:instrText>
-            </w:r>
-            <w:r>
-              <w:rPr>
-                <w:noProof/>
-                <w:webHidden/>
-              </w:rPr>
-            </w:r>
-            <w:r>
-              <w:rPr>
-                <w:noProof/>
-                <w:webHidden/>
-              </w:rPr>
-              <w:fldChar w:fldCharType="separate"/>
-            </w:r>
-            <w:r>
-              <w:rPr>
-                <w:noProof/>
-                <w:webHidden/>
-              </w:rPr>
-              <w:t>2</w:t>
-            </w:r>
-            <w:r>
-              <w:rPr>
-                <w:noProof/>
-                <w:webHidden/>
-              </w:rPr>
-              <w:fldChar w:fldCharType="end"/>
-            </w:r>
-          </w:hyperlink>
-        </w:p>
-        <w:p>
-          <w:pPr>
-            <w:pStyle w:val="TOC2"/>
-            <w:tabs>
-              <w:tab w:val="right" w:leader="dot" w:pos="9016"/>
-            </w:tabs>
-            <w:rPr>
-              <w:rFonts w:asciiTheme="minorHAnsi" w:eastAsiaTheme="minorEastAsia" w:hAnsiTheme="minorHAnsi" w:cstheme="minorBidi"/>
-              <w:noProof/>
-              <w:kern w:val="2"/>
-              <w:sz w:val="24"/>
-              <w:szCs w:val="24"/>
-              <w:lang w:val="en-US" w:eastAsia="en-US"/>
-              <w14:ligatures w14:val="standardContextual"/>
-            </w:rPr>
-          </w:pPr>
-          <w:hyperlink w:anchor="_Toc243943983" w:history="1">
-            <w:r>
-              <w:rPr>
-                <w:rStyle w:val="Hyperlink"/>
-                <w:noProof/>
-              </w:rPr>
-              <w:t>Poisson Distribution: Home Goals</w:t>
-            </w:r>
-            <w:r>
-              <w:rPr>
-                <w:noProof/>
-                <w:webHidden/>
-              </w:rPr>
-              <w:tab/>
-            </w:r>
-            <w:r>
-              <w:rPr>
-                <w:noProof/>
-                <w:webHidden/>
-              </w:rPr>
-              <w:fldChar w:fldCharType="begin"/>
-            </w:r>
-            <w:r>
-              <w:rPr>
-                <w:noProof/>
-                <w:webHidden/>
-              </w:rPr>
-              <w:instrText xml:space="preserve"> PAGEREF _Toc243943983 \h </w:instrText>
-            </w:r>
-            <w:r>
-              <w:rPr>
-                <w:noProof/>
-                <w:webHidden/>
-              </w:rPr>
-            </w:r>
-            <w:r>
-              <w:rPr>
-                <w:noProof/>
-                <w:webHidden/>
-              </w:rPr>
-              <w:fldChar w:fldCharType="separate"/>
-            </w:r>
-            <w:r>
-              <w:rPr>
-                <w:noProof/>
-                <w:webHidden/>
-              </w:rPr>
-              <w:t>2</w:t>
-            </w:r>
-            <w:r>
-              <w:rPr>
-                <w:noProof/>
-                <w:webHidden/>
-              </w:rPr>
-              <w:fldChar w:fldCharType="end"/>
-            </w:r>
-          </w:hyperlink>
-        </w:p>
-        <w:p>
-          <w:pPr>
-            <w:pStyle w:val="TOC2"/>
-            <w:tabs>
-              <w:tab w:val="right" w:leader="dot" w:pos="9016"/>
-            </w:tabs>
-            <w:rPr>
-              <w:rFonts w:asciiTheme="minorHAnsi" w:eastAsiaTheme="minorEastAsia" w:hAnsiTheme="minorHAnsi" w:cstheme="minorBidi"/>
-              <w:noProof/>
-              <w:kern w:val="2"/>
-              <w:sz w:val="24"/>
-              <w:szCs w:val="24"/>
-              <w:lang w:val="en-US" w:eastAsia="en-US"/>
-              <w14:ligatures w14:val="standardContextual"/>
-            </w:rPr>
-          </w:pPr>
-          <w:hyperlink w:anchor="_Toc243943984" w:history="1">
-            <w:r>
-              <w:rPr>
-                <w:rStyle w:val="Hyperlink"/>
-                <w:noProof/>
-              </w:rPr>
-              <w:t>Large Samples</w:t>
-            </w:r>
-            <w:r>
-              <w:rPr>
-                <w:noProof/>
-                <w:webHidden/>
-              </w:rPr>
-              <w:tab/>
-            </w:r>
-            <w:r>
-              <w:rPr>
-                <w:noProof/>
-                <w:webHidden/>
-              </w:rPr>
-              <w:fldChar w:fldCharType="begin"/>
-            </w:r>
-            <w:r>
-              <w:rPr>
-                <w:noProof/>
-                <w:webHidden/>
-              </w:rPr>
-              <w:instrText xml:space="preserve"> PAGEREF _Toc243943984 \h </w:instrText>
-            </w:r>
-            <w:r>
-              <w:rPr>
-                <w:noProof/>
-                <w:webHidden/>
-              </w:rPr>
-            </w:r>
-            <w:r>
-              <w:rPr>
-                <w:noProof/>
-                <w:webHidden/>
-              </w:rPr>
-              <w:fldChar w:fldCharType="separate"/>
-            </w:r>
-            <w:r>
-              <w:rPr>
-                <w:noProof/>
-                <w:webHidden/>
-              </w:rPr>
-              <w:t>2</w:t>
+              <w:t>3</w:t>
             </w:r>
             <w:r>
               <w:rPr>
@@ -2081,13 +2081,13 @@
               <w14:ligatures w14:val="standardContextual"/>
             </w:rPr>
           </w:pPr>
-          <w:hyperlink w:anchor="_Toc243943985" w:history="1">
+          <w:hyperlink w:anchor="_Toc244101594" w:history="1">
             <w:r>
               <w:rPr>
                 <w:rStyle w:val="Hyperlink"/>
                 <w:noProof/>
               </w:rPr>
-              <w:t>Normal Distribution</w:t>
+              <w:t>The importance of Distributions and the choice of variables</w:t>
             </w:r>
             <w:r>
               <w:rPr>
@@ -2108,7 +2108,7 @@
                 <w:noProof/>
                 <w:webHidden/>
               </w:rPr>
-              <w:instrText xml:space="preserve"> PAGEREF _Toc243943985 \h </w:instrText>
+              <w:instrText xml:space="preserve"> PAGEREF _Toc244101594 \h </w:instrText>
             </w:r>
             <w:r>
               <w:rPr>
@@ -2128,7 +2128,7 @@
                 <w:noProof/>
                 <w:webHidden/>
               </w:rPr>
-              <w:t>2</w:t>
+              <w:t>3</w:t>
             </w:r>
             <w:r>
               <w:rPr>
@@ -2155,13 +2155,13 @@
               <w14:ligatures w14:val="standardContextual"/>
             </w:rPr>
           </w:pPr>
-          <w:hyperlink w:anchor="_Toc243943986" w:history="1">
+          <w:hyperlink w:anchor="_Toc244101595" w:history="1">
             <w:r>
               <w:rPr>
                 <w:rStyle w:val="Hyperlink"/>
                 <w:noProof/>
               </w:rPr>
-              <w:t>The importance of Distributions and the choice of variables</w:t>
+              <w:t>Conclusion</w:t>
             </w:r>
             <w:r>
               <w:rPr>
@@ -2182,7 +2182,7 @@
                 <w:noProof/>
                 <w:webHidden/>
               </w:rPr>
-              <w:instrText xml:space="preserve"> PAGEREF _Toc243943986 \h </w:instrText>
+              <w:instrText xml:space="preserve"> PAGEREF _Toc244101595 \h </w:instrText>
             </w:r>
             <w:r>
               <w:rPr>
@@ -2202,7 +2202,7 @@
                 <w:noProof/>
                 <w:webHidden/>
               </w:rPr>
-              <w:t>2</w:t>
+              <w:t>3</w:t>
             </w:r>
             <w:r>
               <w:rPr>
@@ -2229,13 +2229,13 @@
               <w14:ligatures w14:val="standardContextual"/>
             </w:rPr>
           </w:pPr>
-          <w:hyperlink w:anchor="_Toc243943987" w:history="1">
+          <w:hyperlink w:anchor="_Toc244101596" w:history="1">
             <w:r>
               <w:rPr>
                 <w:rStyle w:val="Hyperlink"/>
                 <w:noProof/>
               </w:rPr>
-              <w:t>Conclusion</w:t>
+              <w:t>References</w:t>
             </w:r>
             <w:r>
               <w:rPr>
@@ -2256,7 +2256,7 @@
                 <w:noProof/>
                 <w:webHidden/>
               </w:rPr>
-              <w:instrText xml:space="preserve"> PAGEREF _Toc243943987 \h </w:instrText>
+              <w:instrText xml:space="preserve"> PAGEREF _Toc244101596 \h </w:instrText>
             </w:r>
             <w:r>
               <w:rPr>
@@ -2276,7 +2276,7 @@
                 <w:noProof/>
                 <w:webHidden/>
               </w:rPr>
-              <w:t>2</w:t>
+              <w:t>3</w:t>
             </w:r>
             <w:r>
               <w:rPr>
@@ -2303,13 +2303,13 @@
               <w14:ligatures w14:val="standardContextual"/>
             </w:rPr>
           </w:pPr>
-          <w:hyperlink w:anchor="_Toc243943988" w:history="1">
+          <w:hyperlink w:anchor="_Toc244101597" w:history="1">
             <w:r>
               <w:rPr>
                 <w:rStyle w:val="Hyperlink"/>
                 <w:noProof/>
               </w:rPr>
-              <w:t>References</w:t>
+              <w:t>Appendix</w:t>
             </w:r>
             <w:r>
               <w:rPr>
@@ -2330,7 +2330,7 @@
                 <w:noProof/>
                 <w:webHidden/>
               </w:rPr>
-              <w:instrText xml:space="preserve"> PAGEREF _Toc243943988 \h </w:instrText>
+              <w:instrText xml:space="preserve"> PAGEREF _Toc244101597 \h </w:instrText>
             </w:r>
             <w:r>
               <w:rPr>
@@ -2350,81 +2350,7 @@
                 <w:noProof/>
                 <w:webHidden/>
               </w:rPr>
-              <w:t>2</w:t>
-            </w:r>
-            <w:r>
-              <w:rPr>
-                <w:noProof/>
-                <w:webHidden/>
-              </w:rPr>
-              <w:fldChar w:fldCharType="end"/>
-            </w:r>
-          </w:hyperlink>
-        </w:p>
-        <w:p>
-          <w:pPr>
-            <w:pStyle w:val="TOC1"/>
-            <w:tabs>
-              <w:tab w:val="right" w:leader="dot" w:pos="9016"/>
-            </w:tabs>
-            <w:rPr>
-              <w:rFonts w:asciiTheme="minorHAnsi" w:eastAsiaTheme="minorEastAsia" w:hAnsiTheme="minorHAnsi" w:cstheme="minorBidi"/>
-              <w:noProof/>
-              <w:kern w:val="2"/>
-              <w:sz w:val="24"/>
-              <w:szCs w:val="24"/>
-              <w:lang w:val="en-US" w:eastAsia="en-US"/>
-              <w14:ligatures w14:val="standardContextual"/>
-            </w:rPr>
-          </w:pPr>
-          <w:hyperlink w:anchor="_Toc243943989" w:history="1">
-            <w:r>
-              <w:rPr>
-                <w:rStyle w:val="Hyperlink"/>
-                <w:noProof/>
-              </w:rPr>
-              <w:t>Appendix</w:t>
-            </w:r>
-            <w:r>
-              <w:rPr>
-                <w:noProof/>
-                <w:webHidden/>
-              </w:rPr>
-              <w:tab/>
-            </w:r>
-            <w:r>
-              <w:rPr>
-                <w:noProof/>
-                <w:webHidden/>
-              </w:rPr>
-              <w:fldChar w:fldCharType="begin"/>
-            </w:r>
-            <w:r>
-              <w:rPr>
-                <w:noProof/>
-                <w:webHidden/>
-              </w:rPr>
-              <w:instrText xml:space="preserve"> PAGEREF _Toc243943989 \h </w:instrText>
-            </w:r>
-            <w:r>
-              <w:rPr>
-                <w:noProof/>
-                <w:webHidden/>
-              </w:rPr>
-            </w:r>
-            <w:r>
-              <w:rPr>
-                <w:noProof/>
-                <w:webHidden/>
-              </w:rPr>
-              <w:fldChar w:fldCharType="separate"/>
-            </w:r>
-            <w:r>
-              <w:rPr>
-                <w:noProof/>
-                <w:webHidden/>
-              </w:rPr>
-              <w:t>2</w:t>
+              <w:t>3</w:t>
             </w:r>
             <w:r>
               <w:rPr>
@@ -2455,7 +2381,7 @@
         <w:pStyle w:val="Heading1"/>
         <w:spacing w:line="360" w:lineRule="auto"/>
       </w:pPr>
-      <w:bookmarkStart w:id="7" w:name="_Toc243943973"/>
+      <w:bookmarkStart w:id="7" w:name="_Toc244101582"/>
       <w:r>
         <w:lastRenderedPageBreak/>
         <w:t>Introduction</w:t>
@@ -2463,6 +2389,9 @@
       <w:bookmarkEnd w:id="7"/>
     </w:p>
     <w:p>
+      <w:pPr>
+        <w:jc w:val="both"/>
+      </w:pPr>
       <w:r>
         <w:t>Th</w:t>
       </w:r>
@@ -2719,7 +2648,7 @@
           <w:color w:val="000000" w:themeColor="text1"/>
         </w:rPr>
       </w:pPr>
-      <w:bookmarkStart w:id="8" w:name="_Toc243943974"/>
+      <w:bookmarkStart w:id="8" w:name="_Toc244101583"/>
       <w:r>
         <w:rPr>
           <w:color w:val="000000" w:themeColor="text1"/>
@@ -2741,7 +2670,7 @@
           <w:color w:val="000000" w:themeColor="text1"/>
         </w:rPr>
       </w:pPr>
-      <w:bookmarkStart w:id="9" w:name="_Toc243943975"/>
+      <w:bookmarkStart w:id="9" w:name="_Toc244101584"/>
       <w:r>
         <w:rPr>
           <w:color w:val="000000" w:themeColor="text1"/>
@@ -2752,6 +2681,7 @@
     </w:p>
     <w:p>
       <w:pPr>
+        <w:jc w:val="both"/>
         <w:rPr>
           <w:rFonts w:eastAsia="Aptos"/>
           <w:color w:val="000000"/>
@@ -3186,76 +3116,132 @@
           <w:rFonts w:eastAsia="Aptos"/>
           <w:color w:val="000000"/>
         </w:rPr>
-        <w:t xml:space="preserve">The total of teams </w:t>
+        <w:t xml:space="preserve">The total </w:t>
       </w:r>
       <w:r>
         <w:rPr>
           <w:rFonts w:eastAsia="Aptos"/>
           <w:color w:val="000000"/>
         </w:rPr>
-        <w:t>is</w:t>
+        <w:t xml:space="preserve">number </w:t>
       </w:r>
       <w:r>
         <w:rPr>
           <w:rFonts w:eastAsia="Aptos"/>
           <w:color w:val="000000"/>
         </w:rPr>
-        <w:t xml:space="preserve"> </w:t>
+        <w:t xml:space="preserve">of teams </w:t>
       </w:r>
       <w:r>
         <w:rPr>
           <w:rFonts w:eastAsia="Aptos"/>
           <w:color w:val="000000"/>
         </w:rPr>
-        <w:t xml:space="preserve">34, and there are 50 </w:t>
+        <w:t>is</w:t>
       </w:r>
       <w:r>
         <w:rPr>
           <w:rFonts w:eastAsia="Aptos"/>
           <w:color w:val="000000"/>
         </w:rPr>
-        <w:t xml:space="preserve">different </w:t>
+        <w:t xml:space="preserve"> </w:t>
       </w:r>
       <w:r>
         <w:rPr>
           <w:rFonts w:eastAsia="Aptos"/>
           <w:color w:val="000000"/>
         </w:rPr>
-        <w:t>referees</w:t>
+        <w:t xml:space="preserve">34, and there are 50 </w:t>
       </w:r>
       <w:r>
         <w:rPr>
           <w:rFonts w:eastAsia="Aptos"/>
           <w:color w:val="000000"/>
         </w:rPr>
-        <w:t xml:space="preserve">, in this way the analyse is focused </w:t>
+        <w:t xml:space="preserve">different </w:t>
       </w:r>
       <w:r>
         <w:rPr>
           <w:rFonts w:eastAsia="Aptos"/>
           <w:color w:val="000000"/>
         </w:rPr>
-        <w:t>on</w:t>
+        <w:t>referees</w:t>
       </w:r>
       <w:r>
         <w:rPr>
           <w:rFonts w:eastAsia="Aptos"/>
           <w:color w:val="000000"/>
         </w:rPr>
-        <w:t xml:space="preserve"> the matches outcome and in numerical variables, because </w:t>
+        <w:t>, in this way</w:t>
       </w:r>
       <w:r>
         <w:rPr>
           <w:rFonts w:eastAsia="Aptos"/>
           <w:color w:val="000000"/>
         </w:rPr>
-        <w:t xml:space="preserve">charts of 34 teams or 50 referees would be very </w:t>
+        <w:t>,</w:t>
       </w:r>
       <w:r>
         <w:rPr>
           <w:rFonts w:eastAsia="Aptos"/>
           <w:color w:val="000000"/>
         </w:rPr>
+        <w:t xml:space="preserve"> the </w:t>
+      </w:r>
+      <w:r>
+        <w:rPr>
+          <w:rFonts w:eastAsia="Aptos"/>
+          <w:color w:val="000000"/>
+        </w:rPr>
+        <w:t>analysis</w:t>
+      </w:r>
+      <w:r>
+        <w:rPr>
+          <w:rFonts w:eastAsia="Aptos"/>
+          <w:color w:val="000000"/>
+        </w:rPr>
+        <w:t xml:space="preserve"> is focused </w:t>
+      </w:r>
+      <w:r>
+        <w:rPr>
+          <w:rFonts w:eastAsia="Aptos"/>
+          <w:color w:val="000000"/>
+        </w:rPr>
+        <w:t>on</w:t>
+      </w:r>
+      <w:r>
+        <w:rPr>
+          <w:rFonts w:eastAsia="Aptos"/>
+          <w:color w:val="000000"/>
+        </w:rPr>
+        <w:t xml:space="preserve"> the </w:t>
+      </w:r>
+      <w:r>
+        <w:rPr>
+          <w:rFonts w:eastAsia="Aptos"/>
+          <w:color w:val="000000"/>
+        </w:rPr>
+        <w:t>match</w:t>
+      </w:r>
+      <w:r>
+        <w:rPr>
+          <w:rFonts w:eastAsia="Aptos"/>
+          <w:color w:val="000000"/>
+        </w:rPr>
+        <w:t xml:space="preserve"> outcome and numerical variables, because </w:t>
+      </w:r>
+      <w:r>
+        <w:rPr>
+          <w:rFonts w:eastAsia="Aptos"/>
+          <w:color w:val="000000"/>
+        </w:rPr>
+        <w:t xml:space="preserve">charts of 34 teams or 50 referees would be very </w:t>
+      </w:r>
+      <w:r>
+        <w:rPr>
+          <w:rFonts w:eastAsia="Aptos"/>
+          <w:color w:val="000000"/>
+        </w:rPr>
         <w:t xml:space="preserve">difficult to read. </w:t>
       </w:r>
     </w:p>
@@ -3281,7 +3267,7 @@
           <w:color w:val="000000" w:themeColor="text1"/>
         </w:rPr>
       </w:pPr>
-      <w:bookmarkStart w:id="10" w:name="_Toc243943976"/>
+      <w:bookmarkStart w:id="10" w:name="_Toc244101585"/>
       <w:r>
         <w:rPr>
           <w:color w:val="000000" w:themeColor="text1"/>
@@ -3298,16 +3284,30 @@
         <w:t>le below</w:t>
       </w:r>
       <w:r>
-        <w:t xml:space="preserve"> show the </w:t>
+        <w:t xml:space="preserve"> </w:t>
+      </w:r>
+      <w:r>
+        <w:t>shows</w:t>
+      </w:r>
+      <w:r>
+        <w:t xml:space="preserve"> the </w:t>
       </w:r>
       <w:r>
         <w:t xml:space="preserve">main </w:t>
       </w:r>
       <w:r>
-        <w:t>results of the describe()</w:t>
-      </w:r>
-      <w:r>
-        <w:t>, for the numerical variables.</w:t>
+        <w:t xml:space="preserve">results of the </w:t>
+      </w:r>
+      <w:proofErr w:type="gramStart"/>
+      <w:r>
+        <w:t>describe(</w:t>
+      </w:r>
+      <w:proofErr w:type="gramEnd"/>
+      <w:r>
+        <w:t>)</w:t>
+      </w:r>
+      <w:r>
+        <w:t xml:space="preserve"> for the numerical variables.</w:t>
       </w:r>
       <w:r>
         <w:rPr>
@@ -3357,6 +3357,9 @@
       </w:r>
     </w:p>
     <w:p>
+      <w:pPr>
+        <w:jc w:val="both"/>
+      </w:pPr>
       <w:r>
         <w:lastRenderedPageBreak/>
         <w:t xml:space="preserve">There are 3 </w:t>
@@ -3367,10 +3370,188 @@
       <w:r>
         <w:t>s that draw attention.</w:t>
       </w:r>
-    </w:p>
-    <w:p>
-      <w:r>
-        <w:t xml:space="preserve">First of all the advantage that </w:t>
+      <w:r>
+        <w:t xml:space="preserve"> The first of all is the </w:t>
+      </w:r>
+      <w:r>
+        <w:t>home</w:t>
+      </w:r>
+      <w:r>
+        <w:t xml:space="preserve"> </w:t>
+      </w:r>
+      <w:r>
+        <w:t xml:space="preserve">team </w:t>
+      </w:r>
+      <w:r>
+        <w:t>Advantage</w:t>
+      </w:r>
+      <w:r>
+        <w:t>.</w:t>
+      </w:r>
+      <w:r>
+        <w:t xml:space="preserve"> </w:t>
+      </w:r>
+      <w:r>
+        <w:t xml:space="preserve">For instance, </w:t>
+      </w:r>
+      <w:r>
+        <w:t xml:space="preserve">they </w:t>
+      </w:r>
+      <w:r>
+        <w:t>used</w:t>
+      </w:r>
+      <w:r>
+        <w:t xml:space="preserve"> to score more goals </w:t>
+      </w:r>
+      <w:r>
+        <w:t>1.56 x 1,28 for away teams</w:t>
+      </w:r>
+      <w:r>
+        <w:t xml:space="preserve">, </w:t>
+      </w:r>
+      <w:r>
+        <w:t>home</w:t>
+      </w:r>
+      <w:r>
+        <w:t xml:space="preserve"> team </w:t>
+      </w:r>
+      <w:r>
+        <w:t>used</w:t>
+      </w:r>
+      <w:r>
+        <w:t xml:space="preserve"> to have more shots 13.87 x </w:t>
+      </w:r>
+      <w:r>
+        <w:t>11.48</w:t>
+      </w:r>
+      <w:r>
+        <w:t xml:space="preserve"> and </w:t>
+      </w:r>
+      <w:r>
+        <w:t>more shots in the target 4.77 x 4.02</w:t>
+      </w:r>
+      <w:r>
+        <w:t xml:space="preserve"> </w:t>
+      </w:r>
+      <w:r>
+        <w:t>and</w:t>
+      </w:r>
+      <w:r>
+        <w:t xml:space="preserve"> </w:t>
+      </w:r>
+      <w:r>
+        <w:t xml:space="preserve">more corners </w:t>
+      </w:r>
+      <w:r>
+        <w:t xml:space="preserve">also </w:t>
+      </w:r>
+      <w:r>
+        <w:t xml:space="preserve">5.66 x 4.69. </w:t>
+      </w:r>
+      <w:r>
+        <w:t xml:space="preserve">The second important point to </w:t>
+      </w:r>
+      <w:r>
+        <w:t>pay</w:t>
+      </w:r>
+      <w:r>
+        <w:t xml:space="preserve"> attention </w:t>
+      </w:r>
+      <w:r>
+        <w:t xml:space="preserve">to </w:t>
+      </w:r>
+      <w:r>
+        <w:t xml:space="preserve">is the shape, because </w:t>
+      </w:r>
+      <w:r>
+        <w:t xml:space="preserve">for </w:t>
+      </w:r>
+      <w:r>
+        <w:t xml:space="preserve">most </w:t>
+      </w:r>
+      <w:r>
+        <w:t>variables the mean and median are</w:t>
+      </w:r>
+      <w:r>
+        <w:t xml:space="preserve"> very </w:t>
+      </w:r>
+      <w:r>
+        <w:t xml:space="preserve">similar, but </w:t>
+      </w:r>
+      <w:r>
+        <w:t xml:space="preserve">for </w:t>
+      </w:r>
+      <w:r>
+        <w:t>goals</w:t>
+      </w:r>
+      <w:r>
+        <w:t>, shots</w:t>
+      </w:r>
+      <w:r>
+        <w:t>,</w:t>
+      </w:r>
+      <w:r>
+        <w:t xml:space="preserve"> and </w:t>
+      </w:r>
+      <w:r>
+        <w:t>corners</w:t>
+      </w:r>
+      <w:r>
+        <w:t xml:space="preserve"> the mean is a bit bigger</w:t>
+      </w:r>
+      <w:r>
+        <w:t>,</w:t>
+      </w:r>
+      <w:r>
+        <w:t xml:space="preserve"> so it means that probably the chart will have a </w:t>
+      </w:r>
+      <w:r>
+        <w:t>tail on the right.</w:t>
+      </w:r>
+      <w:r>
+        <w:t xml:space="preserve"> And the third very important aspect is the type of data</w:t>
+      </w:r>
+      <w:r>
+        <w:t>, because all the numerical variable</w:t>
+      </w:r>
+      <w:r>
+        <w:t>s</w:t>
+      </w:r>
+      <w:r>
+        <w:t xml:space="preserve"> are </w:t>
+      </w:r>
+      <w:r>
+        <w:t>integers</w:t>
+      </w:r>
+      <w:r>
+        <w:t xml:space="preserve"> </w:t>
+      </w:r>
+      <w:r>
+        <w:t>–</w:t>
+      </w:r>
+      <w:r>
+        <w:t xml:space="preserve"> discrete</w:t>
+      </w:r>
+      <w:r>
+        <w:t>, therefore</w:t>
+      </w:r>
+      <w:r>
+        <w:t>,</w:t>
+      </w:r>
+      <w:r>
+        <w:t xml:space="preserve"> </w:t>
+      </w:r>
+      <w:r>
+        <w:t xml:space="preserve">it </w:t>
+      </w:r>
+      <w:r>
+        <w:t xml:space="preserve">can probably </w:t>
+      </w:r>
+      <w:r>
+        <w:t>work</w:t>
+      </w:r>
+      <w:r>
+        <w:t xml:space="preserve"> very well with Binomial and Poisson Distributions.</w:t>
       </w:r>
     </w:p>
     <w:p/>
@@ -3382,91 +3563,713 @@
           <w:color w:val="000000" w:themeColor="text1"/>
         </w:rPr>
       </w:pPr>
-      <w:bookmarkStart w:id="11" w:name="_Toc243943977"/>
+      <w:bookmarkStart w:id="11" w:name="_Toc244101586"/>
       <w:r>
         <w:rPr>
           <w:rFonts w:eastAsia="Aptos"/>
           <w:color w:val="000000" w:themeColor="text1"/>
         </w:rPr>
-        <w:t>Full-Time Result (FTR</w:t>
-      </w:r>
-      <w:r>
-        <w:rPr>
-          <w:rFonts w:eastAsia="Aptos"/>
-          <w:color w:val="000000" w:themeColor="text1"/>
-        </w:rPr>
-        <w:t>)</w:t>
+        <w:t>Full-Time Result (FTR)</w:t>
       </w:r>
       <w:bookmarkEnd w:id="11"/>
     </w:p>
     <w:p>
       <w:pPr>
+        <w:jc w:val="both"/>
+      </w:pPr>
+      <w:r>
+        <w:t xml:space="preserve">The Home teams won </w:t>
+      </w:r>
+      <w:r>
+        <w:t>1.696 matches</w:t>
+      </w:r>
+      <w:r>
+        <w:t xml:space="preserve">, Away teams won 1,221 and 883 </w:t>
+      </w:r>
+      <w:r>
+        <w:t>was Draw</w:t>
+      </w:r>
+      <w:r>
+        <w:t xml:space="preserve"> matches. </w:t>
+      </w:r>
+      <w:r>
+        <w:t xml:space="preserve">Being respectively </w:t>
+      </w:r>
+      <w:r>
+        <w:t xml:space="preserve">H = </w:t>
+      </w:r>
+      <w:r>
+        <w:t>44.6%</w:t>
+      </w:r>
+      <w:r>
+        <w:t>, A = 32.1</w:t>
+      </w:r>
+      <w:r>
+        <w:t>% and D = 23.2%.</w:t>
+      </w:r>
+      <w:r>
+        <w:t xml:space="preserve"> Home</w:t>
+      </w:r>
+      <w:r>
+        <w:t xml:space="preserve"> teams used to win much more than Away teams </w:t>
+      </w:r>
+      <w:r>
+        <w:t xml:space="preserve">– </w:t>
+      </w:r>
+      <w:r>
+        <w:t>12</w:t>
+      </w:r>
+      <w:r>
+        <w:t xml:space="preserve">.5% more, and it </w:t>
+      </w:r>
+      <w:r>
+        <w:t>confirms</w:t>
+      </w:r>
+      <w:r>
+        <w:t xml:space="preserve"> this advantage.</w:t>
+      </w:r>
+    </w:p>
+    <w:p>
+      <w:r>
+        <w:rPr>
+          <w:noProof/>
+        </w:rPr>
+        <w:drawing>
+          <wp:inline distT="0" distB="0" distL="0" distR="0" wp14:anchorId="630D9360" wp14:editId="637EE94E">
+            <wp:extent cx="5783580" cy="1577340"/>
+            <wp:effectExtent l="0" t="0" r="7620" b="3810"/>
+            <wp:docPr id="1875423680" name="Picture 5"/>
+            <wp:cNvGraphicFramePr>
+              <a:graphicFrameLocks xmlns:a="http://schemas.openxmlformats.org/drawingml/2006/main" noChangeAspect="1"/>
+            </wp:cNvGraphicFramePr>
+            <a:graphic xmlns:a="http://schemas.openxmlformats.org/drawingml/2006/main">
+              <a:graphicData uri="http://schemas.openxmlformats.org/drawingml/2006/picture">
+                <pic:pic xmlns:pic="http://schemas.openxmlformats.org/drawingml/2006/picture">
+                  <pic:nvPicPr>
+                    <pic:cNvPr id="1875423680" name="Picture 1875423680"/>
+                    <pic:cNvPicPr/>
+                  </pic:nvPicPr>
+                  <pic:blipFill>
+                    <a:blip r:embed="rId15">
+                      <a:extLst>
+                        <a:ext uri="{28A0092B-C50C-407E-A947-70E740481C1C}">
+                          <a14:useLocalDpi xmlns:a14="http://schemas.microsoft.com/office/drawing/2010/main" val="0"/>
+                        </a:ext>
+                      </a:extLst>
+                    </a:blip>
+                    <a:stretch>
+                      <a:fillRect/>
+                    </a:stretch>
+                  </pic:blipFill>
+                  <pic:spPr>
+                    <a:xfrm>
+                      <a:off x="0" y="0"/>
+                      <a:ext cx="5783580" cy="1577340"/>
+                    </a:xfrm>
+                    <a:prstGeom prst="rect">
+                      <a:avLst/>
+                    </a:prstGeom>
+                  </pic:spPr>
+                </pic:pic>
+              </a:graphicData>
+            </a:graphic>
+          </wp:inline>
+        </w:drawing>
+      </w:r>
+      <w:r>
+        <w:t xml:space="preserve"> </w:t>
+      </w:r>
+    </w:p>
+    <w:p>
+      <w:pPr>
+        <w:jc w:val="both"/>
+      </w:pPr>
+      <w:r>
+        <w:t xml:space="preserve">The easiest way to </w:t>
+      </w:r>
+      <w:r>
+        <w:t>show this data is using a bar chart, because it is</w:t>
+      </w:r>
+      <w:r>
+        <w:t xml:space="preserve"> </w:t>
+      </w:r>
+      <w:r>
+        <w:t xml:space="preserve">very understandable </w:t>
+      </w:r>
+      <w:r>
+        <w:t>to compare categories.</w:t>
+      </w:r>
+    </w:p>
+    <w:p>
+      <w:pPr>
+        <w:jc w:val="center"/>
+      </w:pPr>
+      <w:r>
+        <w:rPr>
+          <w:noProof/>
+        </w:rPr>
+        <w:drawing>
+          <wp:inline distT="0" distB="0" distL="0" distR="0" wp14:anchorId="03CDC701" wp14:editId="547C05FD">
+            <wp:extent cx="5212080" cy="3382135"/>
+            <wp:effectExtent l="0" t="0" r="7620" b="8890"/>
+            <wp:docPr id="161286552" name="Picture 6"/>
+            <wp:cNvGraphicFramePr>
+              <a:graphicFrameLocks xmlns:a="http://schemas.openxmlformats.org/drawingml/2006/main" noChangeAspect="1"/>
+            </wp:cNvGraphicFramePr>
+            <a:graphic xmlns:a="http://schemas.openxmlformats.org/drawingml/2006/main">
+              <a:graphicData uri="http://schemas.openxmlformats.org/drawingml/2006/picture">
+                <pic:pic xmlns:pic="http://schemas.openxmlformats.org/drawingml/2006/picture">
+                  <pic:nvPicPr>
+                    <pic:cNvPr id="161286552" name="Picture 161286552"/>
+                    <pic:cNvPicPr/>
+                  </pic:nvPicPr>
+                  <pic:blipFill>
+                    <a:blip r:embed="rId16">
+                      <a:extLst>
+                        <a:ext uri="{28A0092B-C50C-407E-A947-70E740481C1C}">
+                          <a14:useLocalDpi xmlns:a14="http://schemas.microsoft.com/office/drawing/2010/main" val="0"/>
+                        </a:ext>
+                      </a:extLst>
+                    </a:blip>
+                    <a:stretch>
+                      <a:fillRect/>
+                    </a:stretch>
+                  </pic:blipFill>
+                  <pic:spPr>
+                    <a:xfrm>
+                      <a:off x="0" y="0"/>
+                      <a:ext cx="5227349" cy="3392043"/>
+                    </a:xfrm>
+                    <a:prstGeom prst="rect">
+                      <a:avLst/>
+                    </a:prstGeom>
+                  </pic:spPr>
+                </pic:pic>
+              </a:graphicData>
+            </a:graphic>
+          </wp:inline>
+        </w:drawing>
+      </w:r>
+    </w:p>
+    <w:p/>
+    <w:p>
+      <w:pPr>
         <w:pStyle w:val="Heading2"/>
         <w:rPr>
           <w:rFonts w:eastAsia="Aptos"/>
           <w:color w:val="000000" w:themeColor="text1"/>
         </w:rPr>
       </w:pPr>
-      <w:bookmarkStart w:id="12" w:name="_Toc243943978"/>
+      <w:bookmarkStart w:id="12" w:name="_Toc244101587"/>
       <w:r>
         <w:rPr>
           <w:rFonts w:eastAsia="Aptos"/>
           <w:color w:val="000000" w:themeColor="text1"/>
         </w:rPr>
-        <w:t>Full time</w:t>
+        <w:lastRenderedPageBreak/>
+        <w:t>Full-Time Home Goals (FTHG)</w:t>
       </w:r>
       <w:bookmarkEnd w:id="12"/>
     </w:p>
     <w:p>
       <w:pPr>
+        <w:jc w:val="both"/>
+      </w:pPr>
+      <w:r>
+        <w:t>H</w:t>
+      </w:r>
+      <w:r>
+        <w:t xml:space="preserve">ome goals </w:t>
+      </w:r>
+      <w:r>
+        <w:t xml:space="preserve">are analysed </w:t>
+      </w:r>
+      <w:r>
+        <w:t>in</w:t>
+      </w:r>
+      <w:r>
+        <w:t xml:space="preserve"> more </w:t>
+      </w:r>
+      <w:r>
+        <w:t>detail</w:t>
+      </w:r>
+      <w:r>
+        <w:t xml:space="preserve"> because </w:t>
+      </w:r>
+      <w:r>
+        <w:t xml:space="preserve">FTHG </w:t>
+      </w:r>
+      <w:r>
+        <w:t xml:space="preserve">will be checked in the second part of this </w:t>
+      </w:r>
+      <w:r>
+        <w:t xml:space="preserve">project. </w:t>
+      </w:r>
+      <w:r>
+        <w:t>T</w:t>
+      </w:r>
+      <w:r>
+        <w:t xml:space="preserve">he </w:t>
+      </w:r>
+      <w:r>
+        <w:t xml:space="preserve">number of </w:t>
+      </w:r>
+      <w:r>
+        <w:t>goals</w:t>
+      </w:r>
+      <w:r>
+        <w:t xml:space="preserve"> per match</w:t>
+      </w:r>
+      <w:r>
+        <w:t xml:space="preserve"> range</w:t>
+      </w:r>
+      <w:r>
+        <w:t>s</w:t>
+      </w:r>
+      <w:r>
+        <w:t xml:space="preserve"> from 0 to 9</w:t>
+      </w:r>
+      <w:r>
+        <w:t>, t</w:t>
+      </w:r>
+      <w:r>
+        <w:t xml:space="preserve">he mean </w:t>
+      </w:r>
+      <w:r>
+        <w:t xml:space="preserve">is </w:t>
+      </w:r>
+      <w:r>
+        <w:t>1.56,</w:t>
+      </w:r>
+      <w:r>
+        <w:t xml:space="preserve"> the median </w:t>
+      </w:r>
+      <w:r>
+        <w:t>and</w:t>
+      </w:r>
+      <w:r>
+        <w:t xml:space="preserve"> the mode </w:t>
+      </w:r>
+      <w:r>
+        <w:t>are</w:t>
+      </w:r>
+      <w:r>
+        <w:t xml:space="preserve"> 1</w:t>
+      </w:r>
+      <w:r>
+        <w:t xml:space="preserve">, the variance </w:t>
+      </w:r>
+      <w:r>
+        <w:t>is 1.72</w:t>
+      </w:r>
+      <w:r>
+        <w:t>,</w:t>
+      </w:r>
+      <w:r>
+        <w:t xml:space="preserve"> and the standard deviation is 1.31. </w:t>
+      </w:r>
+      <w:r>
+        <w:t>In the graph below</w:t>
+      </w:r>
+      <w:r>
+        <w:t>, which</w:t>
+      </w:r>
+      <w:r>
+        <w:t xml:space="preserve"> </w:t>
+      </w:r>
+      <w:proofErr w:type="gramStart"/>
+      <w:r>
+        <w:t>has to</w:t>
+      </w:r>
+      <w:proofErr w:type="gramEnd"/>
+      <w:r>
+        <w:t xml:space="preserve"> start from 0, </w:t>
+      </w:r>
+      <w:r>
+        <w:t>the</w:t>
+      </w:r>
+      <w:r>
+        <w:t xml:space="preserve"> 0 and 2 </w:t>
+      </w:r>
+      <w:r>
+        <w:t xml:space="preserve">bars are </w:t>
+      </w:r>
+      <w:r>
+        <w:t>similar</w:t>
+      </w:r>
+      <w:r>
+        <w:t>,</w:t>
+      </w:r>
+      <w:r>
+        <w:t xml:space="preserve"> and the biggest bar is </w:t>
+      </w:r>
+      <w:r>
+        <w:t>at</w:t>
+      </w:r>
+      <w:r>
+        <w:t xml:space="preserve"> 1 </w:t>
+      </w:r>
+      <w:r>
+        <w:t>goal</w:t>
+      </w:r>
+      <w:r>
+        <w:t xml:space="preserve">, but </w:t>
+      </w:r>
+      <w:r>
+        <w:t>there are some matches with many goals</w:t>
+      </w:r>
+      <w:r>
+        <w:t xml:space="preserve">, which causes </w:t>
+      </w:r>
+      <w:r>
+        <w:t xml:space="preserve">a tail to </w:t>
+      </w:r>
+      <w:r>
+        <w:t>the</w:t>
+      </w:r>
+      <w:r>
+        <w:t xml:space="preserve"> right</w:t>
+      </w:r>
+      <w:r>
+        <w:t xml:space="preserve"> and makes the mean bigger than th</w:t>
+      </w:r>
+      <w:r>
+        <w:t>e median.</w:t>
+      </w:r>
+    </w:p>
+    <w:p>
+      <w:pPr>
+        <w:jc w:val="center"/>
+      </w:pPr>
+      <w:r>
+        <w:rPr>
+          <w:noProof/>
+        </w:rPr>
+        <w:drawing>
+          <wp:inline distT="0" distB="0" distL="0" distR="0" wp14:anchorId="5E017658" wp14:editId="6B04B7B1">
+            <wp:extent cx="5731510" cy="3896360"/>
+            <wp:effectExtent l="0" t="0" r="2540" b="8890"/>
+            <wp:docPr id="1888159947" name="Picture 7"/>
+            <wp:cNvGraphicFramePr>
+              <a:graphicFrameLocks xmlns:a="http://schemas.openxmlformats.org/drawingml/2006/main" noChangeAspect="1"/>
+            </wp:cNvGraphicFramePr>
+            <a:graphic xmlns:a="http://schemas.openxmlformats.org/drawingml/2006/main">
+              <a:graphicData uri="http://schemas.openxmlformats.org/drawingml/2006/picture">
+                <pic:pic xmlns:pic="http://schemas.openxmlformats.org/drawingml/2006/picture">
+                  <pic:nvPicPr>
+                    <pic:cNvPr id="1888159947" name="Picture 1888159947"/>
+                    <pic:cNvPicPr/>
+                  </pic:nvPicPr>
+                  <pic:blipFill>
+                    <a:blip r:embed="rId17">
+                      <a:extLst>
+                        <a:ext uri="{28A0092B-C50C-407E-A947-70E740481C1C}">
+                          <a14:useLocalDpi xmlns:a14="http://schemas.microsoft.com/office/drawing/2010/main" val="0"/>
+                        </a:ext>
+                      </a:extLst>
+                    </a:blip>
+                    <a:stretch>
+                      <a:fillRect/>
+                    </a:stretch>
+                  </pic:blipFill>
+                  <pic:spPr>
+                    <a:xfrm>
+                      <a:off x="0" y="0"/>
+                      <a:ext cx="5731510" cy="3896360"/>
+                    </a:xfrm>
+                    <a:prstGeom prst="rect">
+                      <a:avLst/>
+                    </a:prstGeom>
+                  </pic:spPr>
+                </pic:pic>
+              </a:graphicData>
+            </a:graphic>
+          </wp:inline>
+        </w:drawing>
+      </w:r>
+    </w:p>
+    <w:p>
+      <w:pPr>
+        <w:jc w:val="both"/>
+      </w:pPr>
+      <w:r>
+        <w:t xml:space="preserve">The next graph </w:t>
+      </w:r>
+      <w:r>
+        <w:t>compares</w:t>
+      </w:r>
+      <w:r>
+        <w:t xml:space="preserve"> the Number of goals between </w:t>
+      </w:r>
+      <w:proofErr w:type="gramStart"/>
+      <w:r>
+        <w:t>Home</w:t>
+      </w:r>
+      <w:proofErr w:type="gramEnd"/>
+      <w:r>
+        <w:t xml:space="preserve"> team</w:t>
+      </w:r>
+      <w:r>
+        <w:t>s</w:t>
+      </w:r>
+      <w:r>
+        <w:t xml:space="preserve"> and Away team</w:t>
+      </w:r>
+      <w:r>
+        <w:t xml:space="preserve">s, and </w:t>
+      </w:r>
+      <w:r>
+        <w:t>I</w:t>
+      </w:r>
+      <w:r>
+        <w:t xml:space="preserve"> used</w:t>
+      </w:r>
+      <w:r>
+        <w:t xml:space="preserve"> the boxplot model because it is a good option to visualize</w:t>
+      </w:r>
+      <w:r>
+        <w:t xml:space="preserve"> </w:t>
+      </w:r>
+      <w:r>
+        <w:t>the</w:t>
+      </w:r>
+      <w:r>
+        <w:t xml:space="preserve"> outliers</w:t>
+      </w:r>
+      <w:r>
+        <w:t>.</w:t>
+      </w:r>
+      <w:r>
+        <w:t xml:space="preserve"> The home team box goes from 1 to 2, while </w:t>
+      </w:r>
+      <w:r>
+        <w:t>away team box goes from 0 to 2</w:t>
+      </w:r>
+      <w:r>
+        <w:t xml:space="preserve">, what </w:t>
+      </w:r>
+      <w:r>
+        <w:t xml:space="preserve">expose another </w:t>
+      </w:r>
+      <w:r>
+        <w:t xml:space="preserve">advantage to play </w:t>
+      </w:r>
+      <w:r>
+        <w:t>at home</w:t>
+      </w:r>
+      <w:r>
+        <w:t>.</w:t>
+      </w:r>
+    </w:p>
+    <w:p>
+      <w:pPr>
+        <w:jc w:val="center"/>
+      </w:pPr>
+      <w:r>
+        <w:rPr>
+          <w:noProof/>
+        </w:rPr>
+        <w:drawing>
+          <wp:inline distT="0" distB="0" distL="0" distR="0" wp14:anchorId="06AF6FB3" wp14:editId="27B61379">
+            <wp:extent cx="3695823" cy="2674620"/>
+            <wp:effectExtent l="0" t="0" r="0" b="0"/>
+            <wp:docPr id="819429397" name="Picture 8"/>
+            <wp:cNvGraphicFramePr>
+              <a:graphicFrameLocks xmlns:a="http://schemas.openxmlformats.org/drawingml/2006/main" noChangeAspect="1"/>
+            </wp:cNvGraphicFramePr>
+            <a:graphic xmlns:a="http://schemas.openxmlformats.org/drawingml/2006/main">
+              <a:graphicData uri="http://schemas.openxmlformats.org/drawingml/2006/picture">
+                <pic:pic xmlns:pic="http://schemas.openxmlformats.org/drawingml/2006/picture">
+                  <pic:nvPicPr>
+                    <pic:cNvPr id="819429397" name="Picture 819429397"/>
+                    <pic:cNvPicPr/>
+                  </pic:nvPicPr>
+                  <pic:blipFill>
+                    <a:blip r:embed="rId18">
+                      <a:extLst>
+                        <a:ext uri="{28A0092B-C50C-407E-A947-70E740481C1C}">
+                          <a14:useLocalDpi xmlns:a14="http://schemas.microsoft.com/office/drawing/2010/main" val="0"/>
+                        </a:ext>
+                      </a:extLst>
+                    </a:blip>
+                    <a:stretch>
+                      <a:fillRect/>
+                    </a:stretch>
+                  </pic:blipFill>
+                  <pic:spPr>
+                    <a:xfrm>
+                      <a:off x="0" y="0"/>
+                      <a:ext cx="3731153" cy="2700188"/>
+                    </a:xfrm>
+                    <a:prstGeom prst="rect">
+                      <a:avLst/>
+                    </a:prstGeom>
+                  </pic:spPr>
+                </pic:pic>
+              </a:graphicData>
+            </a:graphic>
+          </wp:inline>
+        </w:drawing>
+      </w:r>
+    </w:p>
+    <w:p>
+      <w:pPr>
         <w:pStyle w:val="Heading2"/>
         <w:rPr>
-          <w:rFonts w:eastAsia="Aptos"/>
           <w:color w:val="000000" w:themeColor="text1"/>
         </w:rPr>
       </w:pPr>
-      <w:bookmarkStart w:id="13" w:name="_Toc243943979"/>
-      <w:r>
-        <w:rPr>
-          <w:rFonts w:eastAsia="Aptos"/>
+      <w:bookmarkStart w:id="13" w:name="_Toc244101588"/>
+      <w:r>
+        <w:rPr>
           <w:color w:val="000000" w:themeColor="text1"/>
         </w:rPr>
-        <w:t>Full-Time Home Goals (FTHG)</w:t>
+        <w:lastRenderedPageBreak/>
+        <w:t>Data Quality</w:t>
       </w:r>
       <w:bookmarkEnd w:id="13"/>
     </w:p>
     <w:p>
       <w:pPr>
-        <w:pStyle w:val="Heading2"/>
-        <w:rPr>
-          <w:color w:val="000000" w:themeColor="text1"/>
-        </w:rPr>
-      </w:pPr>
-      <w:bookmarkStart w:id="14" w:name="_Toc243943980"/>
-      <w:r>
-        <w:rPr>
-          <w:color w:val="000000" w:themeColor="text1"/>
-        </w:rPr>
-        <w:t>Data Quality</w:t>
-      </w:r>
-      <w:bookmarkEnd w:id="14"/>
+        <w:jc w:val="both"/>
+      </w:pPr>
+      <w:r>
+        <w:t>In 3</w:t>
+      </w:r>
+      <w:r>
+        <w:t>,800 matches analysed</w:t>
+      </w:r>
+      <w:r>
+        <w:t>,</w:t>
+      </w:r>
+      <w:r>
+        <w:t xml:space="preserve"> </w:t>
+      </w:r>
+      <w:r>
+        <w:t xml:space="preserve">just 1 match </w:t>
+      </w:r>
+      <w:r>
+        <w:t>had</w:t>
+      </w:r>
+      <w:r>
+        <w:t xml:space="preserve"> 0 Home shots</w:t>
+      </w:r>
+      <w:r>
+        <w:t xml:space="preserve">, just 1 match </w:t>
+      </w:r>
+      <w:r>
+        <w:t>had</w:t>
+      </w:r>
+      <w:r>
+        <w:t xml:space="preserve"> 0 Away shots</w:t>
+      </w:r>
+      <w:r>
+        <w:t>,</w:t>
+      </w:r>
+      <w:r>
+        <w:t xml:space="preserve"> </w:t>
+      </w:r>
+      <w:r>
+        <w:t xml:space="preserve">and only 2 matches </w:t>
+      </w:r>
+      <w:r>
+        <w:t>had</w:t>
+      </w:r>
+      <w:r>
+        <w:t xml:space="preserve"> </w:t>
+      </w:r>
+      <w:r>
+        <w:t xml:space="preserve">0 Home Faults. It could be a mistake when </w:t>
+      </w:r>
+      <w:r>
+        <w:t xml:space="preserve">it was registered or something very unusual </w:t>
+      </w:r>
+      <w:r>
+        <w:t xml:space="preserve">happened, but it is a very small </w:t>
+      </w:r>
+      <w:r>
+        <w:t xml:space="preserve">record </w:t>
+      </w:r>
+      <w:r>
+        <w:t xml:space="preserve">to affect </w:t>
+      </w:r>
+      <w:r>
+        <w:t>the</w:t>
+      </w:r>
+      <w:r>
+        <w:t xml:space="preserve"> data analysis</w:t>
+      </w:r>
+      <w:r>
+        <w:t>. Therefore, this should not be a cause for concern.</w:t>
+      </w:r>
     </w:p>
     <w:p>
       <w:pPr>
+        <w:jc w:val="center"/>
+      </w:pPr>
+      <w:r>
+        <w:rPr>
+          <w:noProof/>
+        </w:rPr>
+        <w:drawing>
+          <wp:inline distT="0" distB="0" distL="0" distR="0" wp14:anchorId="65D150C9" wp14:editId="38298648">
+            <wp:extent cx="5731510" cy="1135380"/>
+            <wp:effectExtent l="0" t="0" r="2540" b="7620"/>
+            <wp:docPr id="1997916570" name="Picture 9"/>
+            <wp:cNvGraphicFramePr>
+              <a:graphicFrameLocks xmlns:a="http://schemas.openxmlformats.org/drawingml/2006/main" noChangeAspect="1"/>
+            </wp:cNvGraphicFramePr>
+            <a:graphic xmlns:a="http://schemas.openxmlformats.org/drawingml/2006/main">
+              <a:graphicData uri="http://schemas.openxmlformats.org/drawingml/2006/picture">
+                <pic:pic xmlns:pic="http://schemas.openxmlformats.org/drawingml/2006/picture">
+                  <pic:nvPicPr>
+                    <pic:cNvPr id="1997916570" name="Picture 1997916570"/>
+                    <pic:cNvPicPr/>
+                  </pic:nvPicPr>
+                  <pic:blipFill>
+                    <a:blip r:embed="rId19">
+                      <a:extLst>
+                        <a:ext uri="{28A0092B-C50C-407E-A947-70E740481C1C}">
+                          <a14:useLocalDpi xmlns:a14="http://schemas.microsoft.com/office/drawing/2010/main" val="0"/>
+                        </a:ext>
+                      </a:extLst>
+                    </a:blip>
+                    <a:stretch>
+                      <a:fillRect/>
+                    </a:stretch>
+                  </pic:blipFill>
+                  <pic:spPr>
+                    <a:xfrm>
+                      <a:off x="0" y="0"/>
+                      <a:ext cx="5731510" cy="1135380"/>
+                    </a:xfrm>
+                    <a:prstGeom prst="rect">
+                      <a:avLst/>
+                    </a:prstGeom>
+                  </pic:spPr>
+                </pic:pic>
+              </a:graphicData>
+            </a:graphic>
+          </wp:inline>
+        </w:drawing>
+      </w:r>
+    </w:p>
+    <w:p>
+      <w:pPr>
         <w:pStyle w:val="Heading1"/>
         <w:rPr>
           <w:color w:val="000000" w:themeColor="text1"/>
         </w:rPr>
       </w:pPr>
       <w:hyperlink w:anchor="_heading=h.2et92p0">
-        <w:bookmarkStart w:id="15" w:name="_Toc243943981"/>
+        <w:bookmarkStart w:id="14" w:name="_Toc244101589"/>
         <w:r>
           <w:rPr>
             <w:color w:val="000000" w:themeColor="text1"/>
           </w:rPr>
           <w:t>Binomial and Poisson Distribution</w:t>
         </w:r>
-        <w:bookmarkEnd w:id="15"/>
+        <w:bookmarkEnd w:id="14"/>
       </w:hyperlink>
     </w:p>
     <w:p>
@@ -3476,123 +4279,1181 @@
           <w:color w:val="000000" w:themeColor="text1"/>
         </w:rPr>
       </w:pPr>
-      <w:bookmarkStart w:id="16" w:name="_Toc243943982"/>
+      <w:bookmarkStart w:id="15" w:name="_Toc244101590"/>
       <w:r>
         <w:rPr>
           <w:color w:val="000000" w:themeColor="text1"/>
         </w:rPr>
         <w:t>Binomial Distribution: Home Win</w:t>
+      </w:r>
+      <w:bookmarkEnd w:id="15"/>
+    </w:p>
+    <w:p>
+      <w:pPr>
+        <w:jc w:val="both"/>
+      </w:pPr>
+      <w:r>
+        <w:t xml:space="preserve">The Binomial Distribution counts the number of </w:t>
+      </w:r>
+      <w:r>
+        <w:t>successes</w:t>
+      </w:r>
+      <w:r>
+        <w:t xml:space="preserve"> (k) </w:t>
+      </w:r>
+      <w:r>
+        <w:t xml:space="preserve">in a </w:t>
+      </w:r>
+      <w:r>
+        <w:t>fixed number</w:t>
+      </w:r>
+      <w:r>
+        <w:t xml:space="preserve"> of trials (n)</w:t>
+      </w:r>
+      <w:r>
+        <w:t xml:space="preserve">, when each trial has </w:t>
+      </w:r>
+      <w:r>
+        <w:t xml:space="preserve">only 2 results with the same </w:t>
+      </w:r>
+      <w:r>
+        <w:t xml:space="preserve">chances of success (p). </w:t>
+      </w:r>
+      <w:r>
+        <w:t>In this case</w:t>
+      </w:r>
+      <w:r>
+        <w:t>,</w:t>
+      </w:r>
+      <w:r>
+        <w:t xml:space="preserve"> one trial is one match</w:t>
+      </w:r>
+      <w:r>
+        <w:t>,</w:t>
+      </w:r>
+      <w:r>
+        <w:t xml:space="preserve"> </w:t>
+      </w:r>
+      <w:r>
+        <w:t>and one su</w:t>
+      </w:r>
+      <w:r>
+        <w:t xml:space="preserve">ccess is one Home Win, while </w:t>
+      </w:r>
+      <w:r>
+        <w:t>Away and Draw are unified</w:t>
+      </w:r>
+      <w:r>
+        <w:t xml:space="preserve"> to be </w:t>
+      </w:r>
+      <w:r>
+        <w:t>“</w:t>
+      </w:r>
+      <w:r>
+        <w:t>Home Does Not Win”</w:t>
+      </w:r>
+      <w:r>
+        <w:t xml:space="preserve">. For that was used </w:t>
+      </w:r>
+      <w:r>
+        <w:t>p=0.446</w:t>
+      </w:r>
+      <w:r>
+        <w:t xml:space="preserve"> (chances of home win)</w:t>
+      </w:r>
+      <w:r>
+        <w:t xml:space="preserve">, </w:t>
+      </w:r>
+      <w:r>
+        <w:t xml:space="preserve">n=10 (number of </w:t>
+      </w:r>
+      <w:r>
+        <w:t>matches</w:t>
+      </w:r>
+      <w:r>
+        <w:t>)</w:t>
+      </w:r>
+      <w:r>
+        <w:t xml:space="preserve">. The most probable value </w:t>
+      </w:r>
+      <w:r>
+        <w:t>is 4 Home Wins in 10 matches</w:t>
+      </w:r>
+      <w:r>
+        <w:t xml:space="preserve"> and after that 5 Home Wins</w:t>
+      </w:r>
+      <w:r>
+        <w:t>, and t</w:t>
+      </w:r>
+      <w:r>
+        <w:t xml:space="preserve">he model </w:t>
+      </w:r>
+      <w:r>
+        <w:t xml:space="preserve">predict than 0 or 10 </w:t>
+      </w:r>
+      <w:r>
+        <w:t>Home Wins is very rare</w:t>
+      </w:r>
+      <w:r>
+        <w:t xml:space="preserve">, the expected value is 4.46 Home Wins (10 </w:t>
+      </w:r>
+      <w:r>
+        <w:t>x</w:t>
+      </w:r>
+      <w:r>
+        <w:t xml:space="preserve"> 0.446</w:t>
+      </w:r>
+      <w:proofErr w:type="gramStart"/>
+      <w:r>
+        <w:t>)</w:t>
+      </w:r>
+      <w:proofErr w:type="gramEnd"/>
+      <w:r>
+        <w:t xml:space="preserve"> and the Standard Deviation is 1.57</w:t>
+      </w:r>
+      <w:r>
+        <w:t>.</w:t>
+      </w:r>
+    </w:p>
+    <w:p>
+      <w:pPr>
+        <w:jc w:val="center"/>
+      </w:pPr>
+      <w:r>
+        <w:rPr>
+          <w:noProof/>
+        </w:rPr>
+        <w:drawing>
+          <wp:inline distT="0" distB="0" distL="0" distR="0" wp14:anchorId="07B69855" wp14:editId="40380CD5">
+            <wp:extent cx="4893221" cy="3550920"/>
+            <wp:effectExtent l="0" t="0" r="3175" b="0"/>
+            <wp:docPr id="1049147831" name="Picture 10"/>
+            <wp:cNvGraphicFramePr>
+              <a:graphicFrameLocks xmlns:a="http://schemas.openxmlformats.org/drawingml/2006/main" noChangeAspect="1"/>
+            </wp:cNvGraphicFramePr>
+            <a:graphic xmlns:a="http://schemas.openxmlformats.org/drawingml/2006/main">
+              <a:graphicData uri="http://schemas.openxmlformats.org/drawingml/2006/picture">
+                <pic:pic xmlns:pic="http://schemas.openxmlformats.org/drawingml/2006/picture">
+                  <pic:nvPicPr>
+                    <pic:cNvPr id="1049147831" name="Picture 1049147831"/>
+                    <pic:cNvPicPr/>
+                  </pic:nvPicPr>
+                  <pic:blipFill>
+                    <a:blip r:embed="rId20">
+                      <a:extLst>
+                        <a:ext uri="{28A0092B-C50C-407E-A947-70E740481C1C}">
+                          <a14:useLocalDpi xmlns:a14="http://schemas.microsoft.com/office/drawing/2010/main" val="0"/>
+                        </a:ext>
+                      </a:extLst>
+                    </a:blip>
+                    <a:stretch>
+                      <a:fillRect/>
+                    </a:stretch>
+                  </pic:blipFill>
+                  <pic:spPr>
+                    <a:xfrm>
+                      <a:off x="0" y="0"/>
+                      <a:ext cx="4907046" cy="3560952"/>
+                    </a:xfrm>
+                    <a:prstGeom prst="rect">
+                      <a:avLst/>
+                    </a:prstGeom>
+                  </pic:spPr>
+                </pic:pic>
+              </a:graphicData>
+            </a:graphic>
+          </wp:inline>
+        </w:drawing>
+      </w:r>
+    </w:p>
+    <w:p/>
+    <w:p/>
+    <w:p>
+      <w:pPr>
+        <w:pStyle w:val="Heading2"/>
+        <w:rPr>
+          <w:color w:val="000000" w:themeColor="text1"/>
+        </w:rPr>
+      </w:pPr>
+      <w:bookmarkStart w:id="16" w:name="_Toc244101591"/>
+      <w:r>
+        <w:rPr>
+          <w:color w:val="000000" w:themeColor="text1"/>
+        </w:rPr>
+        <w:lastRenderedPageBreak/>
+        <w:t>Poisson Distribution: Home Goals</w:t>
       </w:r>
       <w:bookmarkEnd w:id="16"/>
     </w:p>
     <w:p>
       <w:pPr>
+        <w:jc w:val="both"/>
+      </w:pPr>
+      <w:r>
+        <w:t xml:space="preserve">The </w:t>
+      </w:r>
+      <w:r>
+        <w:t>P</w:t>
+      </w:r>
+      <w:r>
+        <w:t xml:space="preserve">oisson Distribution </w:t>
+      </w:r>
+      <w:r>
+        <w:t xml:space="preserve">count how many times </w:t>
+      </w:r>
+      <w:proofErr w:type="gramStart"/>
+      <w:r>
+        <w:t>a</w:t>
+      </w:r>
+      <w:proofErr w:type="gramEnd"/>
+      <w:r>
+        <w:t xml:space="preserve"> event happens in a </w:t>
+      </w:r>
+      <w:r>
+        <w:t>fixed interval</w:t>
+      </w:r>
+      <w:r>
+        <w:t xml:space="preserve">, </w:t>
+      </w:r>
+      <w:r>
+        <w:t>being</w:t>
+      </w:r>
+      <w:r>
+        <w:t xml:space="preserve"> this events </w:t>
+      </w:r>
+      <w:r>
+        <w:t xml:space="preserve">independent and occurs </w:t>
+      </w:r>
+      <w:r>
+        <w:t xml:space="preserve">in a </w:t>
+      </w:r>
+      <w:r>
+        <w:t>constant average.</w:t>
+      </w:r>
+      <w:r>
+        <w:t xml:space="preserve"> Whe</w:t>
+      </w:r>
+      <w:r>
+        <w:t>re</w:t>
+      </w:r>
+      <w:r>
+        <w:t xml:space="preserve"> the mean and the variance are the same</w:t>
+      </w:r>
+      <w:r>
+        <w:t xml:space="preserve"> and </w:t>
+      </w:r>
+      <w:r>
+        <w:t xml:space="preserve">both equal </w:t>
+      </w:r>
+      <w:proofErr w:type="gramStart"/>
+      <w:r>
+        <w:t>lambda</w:t>
+      </w:r>
+      <w:proofErr w:type="gramEnd"/>
+      <w:r>
+        <w:t>.</w:t>
+      </w:r>
+      <w:r>
+        <w:t xml:space="preserve"> In this case</w:t>
+      </w:r>
+      <w:r>
+        <w:t>,</w:t>
+      </w:r>
+      <w:r>
+        <w:t xml:space="preserve"> the </w:t>
+      </w:r>
+      <w:proofErr w:type="gramStart"/>
+      <w:r>
+        <w:t>Home</w:t>
+      </w:r>
+      <w:proofErr w:type="gramEnd"/>
+      <w:r>
+        <w:t xml:space="preserve"> goals (the event</w:t>
+      </w:r>
+      <w:r>
+        <w:t xml:space="preserve">) </w:t>
+      </w:r>
+      <w:proofErr w:type="gramStart"/>
+      <w:r>
+        <w:t>was</w:t>
+      </w:r>
+      <w:proofErr w:type="gramEnd"/>
+      <w:r>
+        <w:t xml:space="preserve"> analysed </w:t>
+      </w:r>
+      <w:r>
+        <w:t>per match (fixed interval)</w:t>
+      </w:r>
+      <w:r>
+        <w:t xml:space="preserve">. </w:t>
+      </w:r>
+      <w:r>
+        <w:t>The mean – 1.56 and the variance</w:t>
+      </w:r>
+      <w:r>
+        <w:t xml:space="preserve"> -</w:t>
+      </w:r>
+      <w:r>
+        <w:t xml:space="preserve"> 1.72 are close</w:t>
+      </w:r>
+      <w:r>
+        <w:t xml:space="preserve">, </w:t>
+      </w:r>
+      <w:r>
+        <w:t>which supports</w:t>
+      </w:r>
+      <w:r>
+        <w:t xml:space="preserve"> this choice.</w:t>
+      </w:r>
+      <w:r>
+        <w:t xml:space="preserve"> </w:t>
+      </w:r>
+      <w:r>
+        <w:t>The most probable result is 1 Home goal</w:t>
+      </w:r>
+      <w:r>
+        <w:t xml:space="preserve">, after 2 Home goals and after that 0 </w:t>
+      </w:r>
+      <w:r>
+        <w:t xml:space="preserve">Home </w:t>
+      </w:r>
+      <w:r>
+        <w:t>goal</w:t>
+      </w:r>
+      <w:r>
+        <w:t>s.</w:t>
+      </w:r>
+    </w:p>
+    <w:p>
+      <w:pPr>
+        <w:jc w:val="center"/>
+      </w:pPr>
+      <w:r>
+        <w:rPr>
+          <w:noProof/>
+        </w:rPr>
+        <w:drawing>
+          <wp:inline distT="0" distB="0" distL="0" distR="0" wp14:anchorId="34A538DE" wp14:editId="7EE3AFBF">
+            <wp:extent cx="5105400" cy="3731478"/>
+            <wp:effectExtent l="0" t="0" r="0" b="2540"/>
+            <wp:docPr id="2007117942" name="Picture 11"/>
+            <wp:cNvGraphicFramePr>
+              <a:graphicFrameLocks xmlns:a="http://schemas.openxmlformats.org/drawingml/2006/main" noChangeAspect="1"/>
+            </wp:cNvGraphicFramePr>
+            <a:graphic xmlns:a="http://schemas.openxmlformats.org/drawingml/2006/main">
+              <a:graphicData uri="http://schemas.openxmlformats.org/drawingml/2006/picture">
+                <pic:pic xmlns:pic="http://schemas.openxmlformats.org/drawingml/2006/picture">
+                  <pic:nvPicPr>
+                    <pic:cNvPr id="2007117942" name="Picture 2007117942"/>
+                    <pic:cNvPicPr/>
+                  </pic:nvPicPr>
+                  <pic:blipFill>
+                    <a:blip r:embed="rId21">
+                      <a:extLst>
+                        <a:ext uri="{28A0092B-C50C-407E-A947-70E740481C1C}">
+                          <a14:useLocalDpi xmlns:a14="http://schemas.microsoft.com/office/drawing/2010/main" val="0"/>
+                        </a:ext>
+                      </a:extLst>
+                    </a:blip>
+                    <a:stretch>
+                      <a:fillRect/>
+                    </a:stretch>
+                  </pic:blipFill>
+                  <pic:spPr>
+                    <a:xfrm>
+                      <a:off x="0" y="0"/>
+                      <a:ext cx="5120058" cy="3742192"/>
+                    </a:xfrm>
+                    <a:prstGeom prst="rect">
+                      <a:avLst/>
+                    </a:prstGeom>
+                  </pic:spPr>
+                </pic:pic>
+              </a:graphicData>
+            </a:graphic>
+          </wp:inline>
+        </w:drawing>
+      </w:r>
+    </w:p>
+    <w:p/>
+    <w:p>
+      <w:pPr>
         <w:pStyle w:val="Heading2"/>
         <w:rPr>
           <w:color w:val="000000" w:themeColor="text1"/>
         </w:rPr>
       </w:pPr>
-      <w:bookmarkStart w:id="17" w:name="_Toc243943983"/>
+      <w:bookmarkStart w:id="17" w:name="_Toc244101592"/>
       <w:r>
         <w:rPr>
           <w:color w:val="000000" w:themeColor="text1"/>
         </w:rPr>
-        <w:t>Poisson Distribution: Home Goals</w:t>
+        <w:t>Large Samples</w:t>
       </w:r>
       <w:bookmarkEnd w:id="17"/>
     </w:p>
     <w:p>
       <w:pPr>
-        <w:pStyle w:val="Heading2"/>
+        <w:jc w:val="both"/>
+      </w:pPr>
+      <w:r>
+        <w:t>To work with Large Samples p was kept</w:t>
+      </w:r>
+      <w:r>
+        <w:t>,</w:t>
+      </w:r>
+      <w:r>
+        <w:t xml:space="preserve"> </w:t>
+      </w:r>
+      <w:r>
+        <w:t xml:space="preserve">and the number of events was </w:t>
+      </w:r>
+      <w:r>
+        <w:t>increased</w:t>
+      </w:r>
+      <w:r>
+        <w:t xml:space="preserve"> for </w:t>
+      </w:r>
+      <w:r>
+        <w:t>5, 10, 30</w:t>
+      </w:r>
+      <w:r>
+        <w:t>,</w:t>
+      </w:r>
+      <w:r>
+        <w:t xml:space="preserve"> and 100 matches. </w:t>
+      </w:r>
+      <w:r>
+        <w:t xml:space="preserve">The </w:t>
+      </w:r>
+      <w:r>
+        <w:t>centre</w:t>
+      </w:r>
+      <w:r>
+        <w:t xml:space="preserve"> of the </w:t>
+      </w:r>
+      <w:r>
+        <w:t>graph moves</w:t>
+      </w:r>
+      <w:r>
+        <w:t xml:space="preserve"> to the right because the mean </w:t>
+      </w:r>
+      <w:r>
+        <w:t>increases</w:t>
+      </w:r>
+      <w:r>
+        <w:t xml:space="preserve"> </w:t>
+      </w:r>
+      <w:r>
+        <w:t>for 2, 4, 13</w:t>
+      </w:r>
+      <w:r>
+        <w:t xml:space="preserve"> and 44</w:t>
+      </w:r>
+      <w:r>
+        <w:t>,</w:t>
+      </w:r>
+      <w:r>
+        <w:t xml:space="preserve"> and it makes the</w:t>
+      </w:r>
+      <w:r>
+        <w:t xml:space="preserve"> shape </w:t>
+      </w:r>
+      <w:r>
+        <w:t>become</w:t>
+      </w:r>
+      <w:r>
+        <w:t xml:space="preserve"> </w:t>
+      </w:r>
+      <w:r>
+        <w:t>much more</w:t>
+      </w:r>
+      <w:r>
+        <w:t xml:space="preserve"> </w:t>
+      </w:r>
+      <w:proofErr w:type="gramStart"/>
+      <w:r>
+        <w:t xml:space="preserve">similar </w:t>
+      </w:r>
+      <w:r>
+        <w:t>to</w:t>
+      </w:r>
+      <w:proofErr w:type="gramEnd"/>
+      <w:r>
+        <w:t xml:space="preserve"> a</w:t>
+      </w:r>
+      <w:r>
+        <w:t xml:space="preserve"> normal distribution.</w:t>
+      </w:r>
+    </w:p>
+    <w:p>
+      <w:pPr>
+        <w:jc w:val="both"/>
+      </w:pPr>
+      <w:r>
+        <w:t xml:space="preserve">In Poisson, the interval that was 1 </w:t>
+      </w:r>
+      <w:r>
+        <w:t>increased</w:t>
+      </w:r>
+      <w:r>
+        <w:t xml:space="preserve"> to 10</w:t>
+      </w:r>
+      <w:r>
+        <w:t xml:space="preserve">, and the </w:t>
+      </w:r>
+      <w:r>
+        <w:t>mean</w:t>
+      </w:r>
+      <w:r>
+        <w:t xml:space="preserve"> that was 1.</w:t>
+      </w:r>
+      <w:r>
+        <w:t>55</w:t>
+      </w:r>
+      <w:r>
+        <w:t xml:space="preserve">5 </w:t>
+      </w:r>
+      <w:r>
+        <w:t>x 10 goes to 15.55</w:t>
+      </w:r>
+      <w:r>
+        <w:t>, and the peak that was 1 goes to 15 goals</w:t>
+      </w:r>
+      <w:r>
+        <w:t xml:space="preserve">, </w:t>
+      </w:r>
+      <w:r>
+        <w:t>which</w:t>
+      </w:r>
+      <w:r>
+        <w:t xml:space="preserve"> makes the asymmetry almost </w:t>
+      </w:r>
+      <w:r>
+        <w:t>disappear. Therefore</w:t>
+      </w:r>
+      <w:r>
+        <w:t>,</w:t>
+      </w:r>
+      <w:r>
+        <w:t xml:space="preserve"> Large Samples in both cases </w:t>
+      </w:r>
+      <w:r>
+        <w:t xml:space="preserve">cause </w:t>
+      </w:r>
+      <w:r>
+        <w:t>the graphs</w:t>
+      </w:r>
+      <w:r>
+        <w:t xml:space="preserve"> </w:t>
+      </w:r>
+      <w:r>
+        <w:t>to approximate</w:t>
+      </w:r>
+      <w:r>
+        <w:t xml:space="preserve"> a </w:t>
+      </w:r>
+      <w:proofErr w:type="gramStart"/>
+      <w:r>
+        <w:t>Normal</w:t>
+      </w:r>
+      <w:proofErr w:type="gramEnd"/>
+      <w:r>
+        <w:t xml:space="preserve"> shape.</w:t>
+      </w:r>
+    </w:p>
+    <w:p>
+      <w:r>
+        <w:rPr>
+          <w:noProof/>
+        </w:rPr>
+        <w:lastRenderedPageBreak/>
+        <w:drawing>
+          <wp:inline distT="0" distB="0" distL="0" distR="0" wp14:anchorId="0A60425D" wp14:editId="7FD6CCF9">
+            <wp:extent cx="5731510" cy="2339975"/>
+            <wp:effectExtent l="0" t="0" r="2540" b="3175"/>
+            <wp:docPr id="1710855403" name="Picture 12"/>
+            <wp:cNvGraphicFramePr>
+              <a:graphicFrameLocks xmlns:a="http://schemas.openxmlformats.org/drawingml/2006/main" noChangeAspect="1"/>
+            </wp:cNvGraphicFramePr>
+            <a:graphic xmlns:a="http://schemas.openxmlformats.org/drawingml/2006/main">
+              <a:graphicData uri="http://schemas.openxmlformats.org/drawingml/2006/picture">
+                <pic:pic xmlns:pic="http://schemas.openxmlformats.org/drawingml/2006/picture">
+                  <pic:nvPicPr>
+                    <pic:cNvPr id="1710855403" name="Picture 1710855403"/>
+                    <pic:cNvPicPr/>
+                  </pic:nvPicPr>
+                  <pic:blipFill>
+                    <a:blip r:embed="rId22" cstate="print">
+                      <a:extLst>
+                        <a:ext uri="{28A0092B-C50C-407E-A947-70E740481C1C}">
+                          <a14:useLocalDpi xmlns:a14="http://schemas.microsoft.com/office/drawing/2010/main" val="0"/>
+                        </a:ext>
+                      </a:extLst>
+                    </a:blip>
+                    <a:stretch>
+                      <a:fillRect/>
+                    </a:stretch>
+                  </pic:blipFill>
+                  <pic:spPr>
+                    <a:xfrm>
+                      <a:off x="0" y="0"/>
+                      <a:ext cx="5731510" cy="2339975"/>
+                    </a:xfrm>
+                    <a:prstGeom prst="rect">
+                      <a:avLst/>
+                    </a:prstGeom>
+                  </pic:spPr>
+                </pic:pic>
+              </a:graphicData>
+            </a:graphic>
+          </wp:inline>
+        </w:drawing>
+      </w:r>
+    </w:p>
+    <w:p>
+      <w:r>
+        <w:rPr>
+          <w:noProof/>
+        </w:rPr>
+        <w:drawing>
+          <wp:inline distT="0" distB="0" distL="0" distR="0" wp14:anchorId="05C45778" wp14:editId="48CDFB4F">
+            <wp:extent cx="5731510" cy="2322830"/>
+            <wp:effectExtent l="0" t="0" r="2540" b="1270"/>
+            <wp:docPr id="921559224" name="Picture 13"/>
+            <wp:cNvGraphicFramePr>
+              <a:graphicFrameLocks xmlns:a="http://schemas.openxmlformats.org/drawingml/2006/main" noChangeAspect="1"/>
+            </wp:cNvGraphicFramePr>
+            <a:graphic xmlns:a="http://schemas.openxmlformats.org/drawingml/2006/main">
+              <a:graphicData uri="http://schemas.openxmlformats.org/drawingml/2006/picture">
+                <pic:pic xmlns:pic="http://schemas.openxmlformats.org/drawingml/2006/picture">
+                  <pic:nvPicPr>
+                    <pic:cNvPr id="921559224" name="Picture 921559224"/>
+                    <pic:cNvPicPr/>
+                  </pic:nvPicPr>
+                  <pic:blipFill>
+                    <a:blip r:embed="rId23" cstate="print">
+                      <a:extLst>
+                        <a:ext uri="{28A0092B-C50C-407E-A947-70E740481C1C}">
+                          <a14:useLocalDpi xmlns:a14="http://schemas.microsoft.com/office/drawing/2010/main" val="0"/>
+                        </a:ext>
+                      </a:extLst>
+                    </a:blip>
+                    <a:stretch>
+                      <a:fillRect/>
+                    </a:stretch>
+                  </pic:blipFill>
+                  <pic:spPr>
+                    <a:xfrm>
+                      <a:off x="0" y="0"/>
+                      <a:ext cx="5731510" cy="2322830"/>
+                    </a:xfrm>
+                    <a:prstGeom prst="rect">
+                      <a:avLst/>
+                    </a:prstGeom>
+                  </pic:spPr>
+                </pic:pic>
+              </a:graphicData>
+            </a:graphic>
+          </wp:inline>
+        </w:drawing>
+      </w:r>
+    </w:p>
+    <w:p>
+      <w:pPr>
+        <w:jc w:val="center"/>
+      </w:pPr>
+      <w:r>
+        <w:rPr>
+          <w:noProof/>
+        </w:rPr>
+        <w:drawing>
+          <wp:inline distT="0" distB="0" distL="0" distR="0" wp14:anchorId="64C74CBA" wp14:editId="228D6C0D">
+            <wp:extent cx="3810000" cy="2725589"/>
+            <wp:effectExtent l="0" t="0" r="0" b="0"/>
+            <wp:docPr id="654624904" name="Picture 14"/>
+            <wp:cNvGraphicFramePr>
+              <a:graphicFrameLocks xmlns:a="http://schemas.openxmlformats.org/drawingml/2006/main" noChangeAspect="1"/>
+            </wp:cNvGraphicFramePr>
+            <a:graphic xmlns:a="http://schemas.openxmlformats.org/drawingml/2006/main">
+              <a:graphicData uri="http://schemas.openxmlformats.org/drawingml/2006/picture">
+                <pic:pic xmlns:pic="http://schemas.openxmlformats.org/drawingml/2006/picture">
+                  <pic:nvPicPr>
+                    <pic:cNvPr id="654624904" name="Picture 14"/>
+                    <pic:cNvPicPr/>
+                  </pic:nvPicPr>
+                  <pic:blipFill>
+                    <a:blip r:embed="rId24">
+                      <a:extLst>
+                        <a:ext uri="{28A0092B-C50C-407E-A947-70E740481C1C}">
+                          <a14:useLocalDpi xmlns:a14="http://schemas.microsoft.com/office/drawing/2010/main" val="0"/>
+                        </a:ext>
+                      </a:extLst>
+                    </a:blip>
+                    <a:stretch>
+                      <a:fillRect/>
+                    </a:stretch>
+                  </pic:blipFill>
+                  <pic:spPr>
+                    <a:xfrm>
+                      <a:off x="0" y="0"/>
+                      <a:ext cx="3810000" cy="2725589"/>
+                    </a:xfrm>
+                    <a:prstGeom prst="rect">
+                      <a:avLst/>
+                    </a:prstGeom>
+                  </pic:spPr>
+                </pic:pic>
+              </a:graphicData>
+            </a:graphic>
+          </wp:inline>
+        </w:drawing>
+      </w:r>
+    </w:p>
+    <w:p/>
+    <w:p/>
+    <w:p/>
+    <w:p/>
+    <w:p>
+      <w:pPr>
+        <w:pStyle w:val="Heading1"/>
         <w:rPr>
           <w:color w:val="000000" w:themeColor="text1"/>
         </w:rPr>
       </w:pPr>
-      <w:bookmarkStart w:id="18" w:name="_Toc243943984"/>
+      <w:bookmarkStart w:id="18" w:name="_Toc244101593"/>
       <w:r>
         <w:rPr>
           <w:color w:val="000000" w:themeColor="text1"/>
         </w:rPr>
-        <w:t>Large Samples</w:t>
+        <w:lastRenderedPageBreak/>
+        <w:t>Normal Distribution</w:t>
       </w:r>
       <w:bookmarkEnd w:id="18"/>
     </w:p>
     <w:p>
       <w:pPr>
+        <w:jc w:val="both"/>
+      </w:pPr>
+      <w:r>
+        <w:t xml:space="preserve">The normal distribution is </w:t>
+      </w:r>
+      <w:r>
+        <w:t>symmetric,</w:t>
+      </w:r>
+      <w:r>
+        <w:t xml:space="preserve"> </w:t>
+      </w:r>
+      <w:r>
+        <w:t xml:space="preserve">and it has a bell shape. </w:t>
+      </w:r>
+      <w:r>
+        <w:t xml:space="preserve">The </w:t>
+      </w:r>
+      <w:r>
+        <w:t xml:space="preserve">Home shots </w:t>
+      </w:r>
+      <w:r>
+        <w:t>were</w:t>
+      </w:r>
+      <w:r>
+        <w:t xml:space="preserve"> chosen to be applied in this distribution because the goals </w:t>
+      </w:r>
+      <w:r>
+        <w:t>don’t</w:t>
+      </w:r>
+      <w:r>
+        <w:t xml:space="preserve"> fit well</w:t>
+      </w:r>
+      <w:r>
+        <w:t xml:space="preserve"> (</w:t>
+      </w:r>
+      <w:proofErr w:type="gramStart"/>
+      <w:r>
+        <w:t xml:space="preserve">the </w:t>
+      </w:r>
+      <w:r>
+        <w:t>majority of</w:t>
+      </w:r>
+      <w:proofErr w:type="gramEnd"/>
+      <w:r>
+        <w:t xml:space="preserve"> the matches </w:t>
+      </w:r>
+      <w:r>
+        <w:t>are</w:t>
+      </w:r>
+      <w:r>
+        <w:t xml:space="preserve"> scored between 0 </w:t>
+      </w:r>
+      <w:r>
+        <w:t>and</w:t>
+      </w:r>
+      <w:r>
+        <w:t xml:space="preserve"> </w:t>
+      </w:r>
+      <w:r>
+        <w:t xml:space="preserve">2 goals), while shots </w:t>
+      </w:r>
+      <w:r>
+        <w:t>have</w:t>
+      </w:r>
+      <w:r>
+        <w:t xml:space="preserve"> a mean bigger and many different values </w:t>
+      </w:r>
+      <w:r>
+        <w:t xml:space="preserve">are possible. </w:t>
+      </w:r>
+      <w:r>
+        <w:t>And the mean is very close to the median</w:t>
+      </w:r>
+      <w:r>
+        <w:t>, the standard deviation in the home shots is 5.69</w:t>
+      </w:r>
+      <w:r>
+        <w:t xml:space="preserve"> and </w:t>
+      </w:r>
+      <w:r>
+        <w:t xml:space="preserve">the </w:t>
+      </w:r>
+      <w:r>
+        <w:t xml:space="preserve">skewness is 0.6. </w:t>
+      </w:r>
+      <w:r>
+        <w:t>Therefore,</w:t>
+      </w:r>
+      <w:r>
+        <w:t xml:space="preserve"> there is a shape </w:t>
+      </w:r>
+      <w:proofErr w:type="gramStart"/>
+      <w:r>
+        <w:t>bell</w:t>
+      </w:r>
+      <w:proofErr w:type="gramEnd"/>
+      <w:r>
+        <w:t xml:space="preserve"> and the peak of shots is </w:t>
+      </w:r>
+      <w:r>
+        <w:t xml:space="preserve">close </w:t>
+      </w:r>
+      <w:r>
+        <w:t>14</w:t>
+      </w:r>
+      <w:r>
+        <w:t>, b</w:t>
+      </w:r>
+      <w:r>
+        <w:t xml:space="preserve">ut there is a tail to the right yet, </w:t>
+      </w:r>
+      <w:r>
+        <w:t xml:space="preserve">because some matches </w:t>
+      </w:r>
+      <w:proofErr w:type="gramStart"/>
+      <w:r>
+        <w:t>has</w:t>
+      </w:r>
+      <w:proofErr w:type="gramEnd"/>
+      <w:r>
+        <w:t xml:space="preserve"> many shot</w:t>
+      </w:r>
+      <w:r>
+        <w:t>s than the usual</w:t>
+      </w:r>
+      <w:r>
+        <w:t>, so the home shots are approximately normal</w:t>
+      </w:r>
+      <w:r>
+        <w:t xml:space="preserve">, however there is a moderate </w:t>
+      </w:r>
+      <w:r>
+        <w:t>asymmetry to the right.</w:t>
+      </w:r>
+    </w:p>
+    <w:p>
+      <w:pPr>
+        <w:jc w:val="center"/>
+      </w:pPr>
+      <w:r>
+        <w:rPr>
+          <w:noProof/>
+        </w:rPr>
+        <w:drawing>
+          <wp:inline distT="0" distB="0" distL="0" distR="0" wp14:anchorId="137489CC" wp14:editId="699CFF2A">
+            <wp:extent cx="5731510" cy="4434840"/>
+            <wp:effectExtent l="0" t="0" r="2540" b="3810"/>
+            <wp:docPr id="1144550628" name="Picture 15"/>
+            <wp:cNvGraphicFramePr>
+              <a:graphicFrameLocks xmlns:a="http://schemas.openxmlformats.org/drawingml/2006/main" noChangeAspect="1"/>
+            </wp:cNvGraphicFramePr>
+            <a:graphic xmlns:a="http://schemas.openxmlformats.org/drawingml/2006/main">
+              <a:graphicData uri="http://schemas.openxmlformats.org/drawingml/2006/picture">
+                <pic:pic xmlns:pic="http://schemas.openxmlformats.org/drawingml/2006/picture">
+                  <pic:nvPicPr>
+                    <pic:cNvPr id="1144550628" name="Picture 1144550628"/>
+                    <pic:cNvPicPr/>
+                  </pic:nvPicPr>
+                  <pic:blipFill>
+                    <a:blip r:embed="rId25">
+                      <a:extLst>
+                        <a:ext uri="{28A0092B-C50C-407E-A947-70E740481C1C}">
+                          <a14:useLocalDpi xmlns:a14="http://schemas.microsoft.com/office/drawing/2010/main" val="0"/>
+                        </a:ext>
+                      </a:extLst>
+                    </a:blip>
+                    <a:stretch>
+                      <a:fillRect/>
+                    </a:stretch>
+                  </pic:blipFill>
+                  <pic:spPr>
+                    <a:xfrm>
+                      <a:off x="0" y="0"/>
+                      <a:ext cx="5731510" cy="4434840"/>
+                    </a:xfrm>
+                    <a:prstGeom prst="rect">
+                      <a:avLst/>
+                    </a:prstGeom>
+                  </pic:spPr>
+                </pic:pic>
+              </a:graphicData>
+            </a:graphic>
+          </wp:inline>
+        </w:drawing>
+      </w:r>
+    </w:p>
+    <w:p/>
+    <w:p>
+      <w:pPr>
         <w:pStyle w:val="Heading1"/>
         <w:rPr>
           <w:color w:val="000000" w:themeColor="text1"/>
         </w:rPr>
       </w:pPr>
-      <w:bookmarkStart w:id="19" w:name="_Toc243943985"/>
+      <w:bookmarkStart w:id="19" w:name="_Toc244101594"/>
       <w:r>
         <w:rPr>
           <w:color w:val="000000" w:themeColor="text1"/>
         </w:rPr>
-        <w:t>Normal Distribution</w:t>
+        <w:t>The importance of Distributions and the choice of variables</w:t>
       </w:r>
       <w:bookmarkEnd w:id="19"/>
     </w:p>
     <w:p>
       <w:pPr>
+        <w:jc w:val="both"/>
+      </w:pPr>
+      <w:r>
+        <w:t>Each distribution plays a different role in this d</w:t>
+      </w:r>
+      <w:r>
+        <w:t>ynamic</w:t>
+      </w:r>
+      <w:r>
+        <w:t>.</w:t>
+      </w:r>
+      <w:r>
+        <w:t xml:space="preserve"> </w:t>
+      </w:r>
+      <w:r>
+        <w:t>Binomial was used to check yes or not outcomes</w:t>
+      </w:r>
+      <w:r>
+        <w:t xml:space="preserve"> in home win or home does not win</w:t>
+      </w:r>
+      <w:r>
+        <w:t xml:space="preserve"> in a number of matches, and Poisson </w:t>
+      </w:r>
+      <w:r>
+        <w:t xml:space="preserve">is </w:t>
+      </w:r>
+      <w:r>
+        <w:t>primarily</w:t>
+      </w:r>
+      <w:r>
+        <w:t xml:space="preserve"> used for home goals per match </w:t>
+      </w:r>
+      <w:r>
+        <w:t xml:space="preserve">and the Normal describe the numerical variable of </w:t>
+      </w:r>
+      <w:r>
+        <w:t>home shots</w:t>
+      </w:r>
+      <w:r>
+        <w:t xml:space="preserve"> with many </w:t>
+      </w:r>
+      <w:r>
+        <w:t>values,</w:t>
+      </w:r>
+      <w:r>
+        <w:t xml:space="preserve"> that allow calculate </w:t>
+      </w:r>
+      <w:r>
+        <w:t>probabilities with mean and standard deviation.</w:t>
+      </w:r>
+      <w:r>
+        <w:t xml:space="preserve"> </w:t>
+      </w:r>
+      <w:r>
+        <w:t xml:space="preserve">The model analysed fits better </w:t>
+      </w:r>
+      <w:r>
+        <w:t>with large samples</w:t>
+      </w:r>
+      <w:r>
+        <w:t xml:space="preserve"> because it approaches </w:t>
+      </w:r>
+      <w:r>
+        <w:t>a</w:t>
+      </w:r>
+      <w:r>
+        <w:t xml:space="preserve"> normal distribution. </w:t>
+      </w:r>
+      <w:r>
+        <w:t>To be analysed properly</w:t>
+      </w:r>
+      <w:r>
+        <w:t>,</w:t>
+      </w:r>
+      <w:r>
+        <w:t xml:space="preserve"> each variable was chosen with the intention </w:t>
+      </w:r>
+      <w:r>
+        <w:t>of being</w:t>
+      </w:r>
+      <w:r>
+        <w:t xml:space="preserve"> better established </w:t>
+      </w:r>
+      <w:r>
+        <w:t>with each model.</w:t>
+      </w:r>
+    </w:p>
+    <w:p/>
+    <w:p/>
+    <w:p>
+      <w:pPr>
         <w:pStyle w:val="Heading1"/>
         <w:rPr>
           <w:color w:val="000000" w:themeColor="text1"/>
         </w:rPr>
       </w:pPr>
-      <w:bookmarkStart w:id="20" w:name="_Toc243943986"/>
+      <w:bookmarkStart w:id="20" w:name="_Toc244101595"/>
       <w:r>
         <w:rPr>
           <w:color w:val="000000" w:themeColor="text1"/>
         </w:rPr>
-        <w:t>The importance of Distributions and the choice of variables</w:t>
+        <w:lastRenderedPageBreak/>
+        <w:t>Conclusion</w:t>
       </w:r>
       <w:bookmarkEnd w:id="20"/>
     </w:p>
     <w:p>
       <w:pPr>
-        <w:pStyle w:val="Heading1"/>
-        <w:rPr>
-          <w:color w:val="000000" w:themeColor="text1"/>
-        </w:rPr>
-      </w:pPr>
-      <w:bookmarkStart w:id="21" w:name="_Toc243943987"/>
-      <w:r>
-        <w:rPr>
-          <w:color w:val="000000" w:themeColor="text1"/>
-        </w:rPr>
-        <w:t>Conclusion</w:t>
-      </w:r>
-      <w:bookmarkEnd w:id="21"/>
-    </w:p>
-    <w:p>
-      <w:pPr>
-        <w:pStyle w:val="Heading1"/>
-        <w:rPr>
-          <w:color w:val="000000" w:themeColor="text1"/>
-        </w:rPr>
-      </w:pPr>
-      <w:bookmarkStart w:id="22" w:name="_Toc243943988"/>
-      <w:r>
-        <w:rPr>
-          <w:color w:val="000000" w:themeColor="text1"/>
-        </w:rPr>
-        <w:t>References</w:t>
-      </w:r>
-      <w:bookmarkEnd w:id="22"/>
-    </w:p>
-    <w:p>
-      <w:pPr>
-        <w:pStyle w:val="Heading1"/>
-      </w:pPr>
-      <w:bookmarkStart w:id="23" w:name="_Toc243943989"/>
-      <w:r>
-        <w:rPr>
-          <w:color w:val="000000" w:themeColor="text1"/>
-        </w:rPr>
-        <w:t>Appendix</w:t>
-      </w:r>
-      <w:bookmarkEnd w:id="23"/>
+        <w:jc w:val="both"/>
+      </w:pPr>
+      <w:r>
+        <w:t xml:space="preserve">This </w:t>
+      </w:r>
+      <w:r>
+        <w:t>report</w:t>
+      </w:r>
+      <w:r>
+        <w:t xml:space="preserve"> showed that the teams </w:t>
+      </w:r>
+      <w:r>
+        <w:t>playing</w:t>
+      </w:r>
+      <w:r>
+        <w:t xml:space="preserve"> at home a</w:t>
+      </w:r>
+      <w:r>
+        <w:t>re</w:t>
+      </w:r>
+      <w:r>
+        <w:t xml:space="preserve"> </w:t>
+      </w:r>
+      <w:r>
+        <w:t>heavily favoured to win</w:t>
+      </w:r>
+      <w:r>
+        <w:t xml:space="preserve"> matches, </w:t>
+      </w:r>
+      <w:r>
+        <w:t>score</w:t>
+      </w:r>
+      <w:r>
+        <w:t xml:space="preserve"> goals</w:t>
+      </w:r>
+      <w:r>
+        <w:t>,</w:t>
+      </w:r>
+      <w:r>
+        <w:t xml:space="preserve"> and </w:t>
+      </w:r>
+      <w:r>
+        <w:t>have more</w:t>
+      </w:r>
+      <w:r>
+        <w:t xml:space="preserve"> shots. The Home Wins </w:t>
+      </w:r>
+      <w:r>
+        <w:t xml:space="preserve">can be used for </w:t>
+      </w:r>
+      <w:r>
+        <w:t xml:space="preserve">a </w:t>
+      </w:r>
+      <w:r>
+        <w:t xml:space="preserve">Binomial Distribution and the Home goals for </w:t>
+      </w:r>
+      <w:r>
+        <w:t xml:space="preserve">Poisson distribution, </w:t>
+      </w:r>
+      <w:r>
+        <w:t>with</w:t>
+      </w:r>
+      <w:r>
+        <w:t xml:space="preserve"> a small tail to the right</w:t>
+      </w:r>
+      <w:r>
+        <w:t>,</w:t>
+      </w:r>
+      <w:r>
+        <w:t xml:space="preserve"> </w:t>
+      </w:r>
+      <w:r>
+        <w:t xml:space="preserve">and the </w:t>
+      </w:r>
+      <w:proofErr w:type="gramStart"/>
+      <w:r>
+        <w:t>Home</w:t>
+      </w:r>
+      <w:proofErr w:type="gramEnd"/>
+      <w:r>
+        <w:t xml:space="preserve"> shots are Normal, with a small asymmetry to the right</w:t>
+      </w:r>
+      <w:r>
+        <w:t xml:space="preserve">. Each distribution depends on the variable that will be analysed and large samples help </w:t>
+      </w:r>
+      <w:r>
+        <w:t xml:space="preserve">Poisson and </w:t>
+      </w:r>
+      <w:r>
+        <w:t>Binomial</w:t>
+      </w:r>
+      <w:r>
+        <w:t xml:space="preserve"> to approach to </w:t>
+      </w:r>
+      <w:r>
+        <w:t xml:space="preserve">a </w:t>
+      </w:r>
+      <w:proofErr w:type="gramStart"/>
+      <w:r>
+        <w:t>Normal</w:t>
+      </w:r>
+      <w:proofErr w:type="gramEnd"/>
+      <w:r>
+        <w:t xml:space="preserve"> shape</w:t>
+      </w:r>
+      <w:r>
+        <w:t>.</w:t>
+      </w:r>
     </w:p>
     <w:p/>
     <w:p/>
@@ -3619,24 +5480,443 @@
     <w:p/>
     <w:p/>
     <w:p/>
-    <w:p/>
-    <w:p/>
+    <w:p>
+      <w:pPr>
+        <w:pStyle w:val="Heading1"/>
+        <w:rPr>
+          <w:color w:val="000000" w:themeColor="text1"/>
+        </w:rPr>
+      </w:pPr>
+      <w:bookmarkStart w:id="21" w:name="_Toc244101596"/>
+      <w:r>
+        <w:rPr>
+          <w:color w:val="000000" w:themeColor="text1"/>
+        </w:rPr>
+        <w:lastRenderedPageBreak/>
+        <w:t>References</w:t>
+      </w:r>
+      <w:bookmarkEnd w:id="21"/>
+    </w:p>
+    <w:p>
+      <w:pPr>
+        <w:jc w:val="both"/>
+        <w:rPr>
+          <w:color w:val="000000" w:themeColor="text1"/>
+        </w:rPr>
+      </w:pPr>
+      <w:r>
+        <w:rPr>
+          <w:color w:val="000000" w:themeColor="text1"/>
+        </w:rPr>
+        <w:t xml:space="preserve">DATAHUB (n.d.) </w:t>
+      </w:r>
+      <w:r>
+        <w:rPr>
+          <w:i/>
+          <w:iCs/>
+          <w:color w:val="000000" w:themeColor="text1"/>
+          <w:rPrChange w:id="22" w:author="Erick Silva" w:date="2026-10-18T12:45:00Z" w16du:dateUtc="2026-10-18T12:45:41Z">
+            <w:rPr>
+              <w:color w:val="FF0000"/>
+            </w:rPr>
+          </w:rPrChange>
+        </w:rPr>
+        <w:t>English Premier League (Football)</w:t>
+      </w:r>
+      <w:r>
+        <w:rPr>
+          <w:color w:val="000000" w:themeColor="text1"/>
+          <w:rPrChange w:id="23" w:author="Erick Silva" w:date="2026-10-18T12:44:00Z" w16du:dateUtc="2026-10-18T12:44:43Z">
+            <w:rPr>
+              <w:color w:val="FF0000"/>
+            </w:rPr>
+          </w:rPrChange>
+        </w:rPr>
+        <w:t xml:space="preserve">. Available at: </w:t>
+      </w:r>
+      <w:ins w:id="24" w:author="Erick Silva" w:date="2026-10-18T12:28:00Z" w16du:dateUtc="2026-10-18T12:28:32Z">
+        <w:r>
+          <w:fldChar w:fldCharType="begin"/>
+        </w:r>
+        <w:r>
+          <w:instrText xml:space="preserve">HYPERLINK "https://datahub.io/football/english-premier-league" </w:instrText>
+        </w:r>
+        <w:r>
+          <w:fldChar w:fldCharType="separate"/>
+        </w:r>
+      </w:ins>
+      <w:r>
+        <w:rPr>
+          <w:rStyle w:val="Hyperlink"/>
+          <w:color w:val="000000" w:themeColor="text1"/>
+          <w:rPrChange w:id="25" w:author="Erick Silva" w:date="2026-10-18T12:44:00Z" w16du:dateUtc="2026-10-18T12:44:43Z">
+            <w:rPr>
+              <w:rStyle w:val="Hyperlink"/>
+            </w:rPr>
+          </w:rPrChange>
+        </w:rPr>
+        <w:t>https://datahub.io/football/english-premier-league</w:t>
+      </w:r>
+      <w:ins w:id="26" w:author="Erick Silva" w:date="2026-10-18T12:28:00Z" w16du:dateUtc="2026-10-18T12:28:32Z">
+        <w:r>
+          <w:fldChar w:fldCharType="end"/>
+        </w:r>
+      </w:ins>
+      <w:r>
+        <w:rPr>
+          <w:color w:val="000000" w:themeColor="text1"/>
+          <w:rPrChange w:id="27" w:author="Erick Silva" w:date="2026-10-18T12:44:00Z" w16du:dateUtc="2026-10-18T12:44:43Z">
+            <w:rPr>
+              <w:color w:val="FF0000"/>
+            </w:rPr>
+          </w:rPrChange>
+        </w:rPr>
+        <w:t xml:space="preserve"> (Accessed: 10 October 2026).</w:t>
+      </w:r>
+    </w:p>
     <w:p/>
     <w:p/>
     <w:p>
       <w:pPr>
-        <w:pBdr>
-          <w:top w:val="nil"/>
-          <w:left w:val="nil"/>
-          <w:bottom w:val="nil"/>
-          <w:right w:val="nil"/>
-          <w:between w:val="nil"/>
-        </w:pBdr>
-        <w:spacing w:after="0" w:line="240" w:lineRule="auto"/>
-        <w:rPr>
-          <w:color w:val="000000"/>
-        </w:rPr>
-      </w:pPr>
+        <w:pStyle w:val="Heading1"/>
+      </w:pPr>
+      <w:bookmarkStart w:id="28" w:name="_Toc244101597"/>
+      <w:r>
+        <w:rPr>
+          <w:color w:val="000000" w:themeColor="text1"/>
+        </w:rPr>
+        <w:t>Appendix</w:t>
+      </w:r>
+      <w:bookmarkEnd w:id="28"/>
+    </w:p>
+    <w:p>
+      <w:r>
+        <w:rPr>
+          <w:noProof/>
+        </w:rPr>
+        <w:drawing>
+          <wp:inline distT="0" distB="0" distL="0" distR="0" wp14:anchorId="64A46E10" wp14:editId="7569F8DD">
+            <wp:extent cx="5731510" cy="2987040"/>
+            <wp:effectExtent l="0" t="0" r="2540" b="3810"/>
+            <wp:docPr id="1507337263" name="Picture 16"/>
+            <wp:cNvGraphicFramePr>
+              <a:graphicFrameLocks xmlns:a="http://schemas.openxmlformats.org/drawingml/2006/main" noChangeAspect="1"/>
+            </wp:cNvGraphicFramePr>
+            <a:graphic xmlns:a="http://schemas.openxmlformats.org/drawingml/2006/main">
+              <a:graphicData uri="http://schemas.openxmlformats.org/drawingml/2006/picture">
+                <pic:pic xmlns:pic="http://schemas.openxmlformats.org/drawingml/2006/picture">
+                  <pic:nvPicPr>
+                    <pic:cNvPr id="1507337263" name="Picture 1507337263"/>
+                    <pic:cNvPicPr/>
+                  </pic:nvPicPr>
+                  <pic:blipFill>
+                    <a:blip r:embed="rId26">
+                      <a:extLst>
+                        <a:ext uri="{28A0092B-C50C-407E-A947-70E740481C1C}">
+                          <a14:useLocalDpi xmlns:a14="http://schemas.microsoft.com/office/drawing/2010/main" val="0"/>
+                        </a:ext>
+                      </a:extLst>
+                    </a:blip>
+                    <a:stretch>
+                      <a:fillRect/>
+                    </a:stretch>
+                  </pic:blipFill>
+                  <pic:spPr>
+                    <a:xfrm>
+                      <a:off x="0" y="0"/>
+                      <a:ext cx="5731510" cy="2987040"/>
+                    </a:xfrm>
+                    <a:prstGeom prst="rect">
+                      <a:avLst/>
+                    </a:prstGeom>
+                  </pic:spPr>
+                </pic:pic>
+              </a:graphicData>
+            </a:graphic>
+          </wp:inline>
+        </w:drawing>
+      </w:r>
+      <w:r>
+        <w:rPr>
+          <w:noProof/>
+        </w:rPr>
+        <w:drawing>
+          <wp:inline distT="0" distB="0" distL="0" distR="0" wp14:anchorId="00F9C5ED" wp14:editId="43A978E2">
+            <wp:extent cx="5731510" cy="3904615"/>
+            <wp:effectExtent l="0" t="0" r="2540" b="635"/>
+            <wp:docPr id="1664938232" name="Picture 17"/>
+            <wp:cNvGraphicFramePr>
+              <a:graphicFrameLocks xmlns:a="http://schemas.openxmlformats.org/drawingml/2006/main" noChangeAspect="1"/>
+            </wp:cNvGraphicFramePr>
+            <a:graphic xmlns:a="http://schemas.openxmlformats.org/drawingml/2006/main">
+              <a:graphicData uri="http://schemas.openxmlformats.org/drawingml/2006/picture">
+                <pic:pic xmlns:pic="http://schemas.openxmlformats.org/drawingml/2006/picture">
+                  <pic:nvPicPr>
+                    <pic:cNvPr id="1664938232" name="Picture 1664938232"/>
+                    <pic:cNvPicPr/>
+                  </pic:nvPicPr>
+                  <pic:blipFill>
+                    <a:blip r:embed="rId27">
+                      <a:extLst>
+                        <a:ext uri="{28A0092B-C50C-407E-A947-70E740481C1C}">
+                          <a14:useLocalDpi xmlns:a14="http://schemas.microsoft.com/office/drawing/2010/main" val="0"/>
+                        </a:ext>
+                      </a:extLst>
+                    </a:blip>
+                    <a:stretch>
+                      <a:fillRect/>
+                    </a:stretch>
+                  </pic:blipFill>
+                  <pic:spPr>
+                    <a:xfrm>
+                      <a:off x="0" y="0"/>
+                      <a:ext cx="5731510" cy="3904615"/>
+                    </a:xfrm>
+                    <a:prstGeom prst="rect">
+                      <a:avLst/>
+                    </a:prstGeom>
+                  </pic:spPr>
+                </pic:pic>
+              </a:graphicData>
+            </a:graphic>
+          </wp:inline>
+        </w:drawing>
+      </w:r>
+      <w:r>
+        <w:rPr>
+          <w:noProof/>
+        </w:rPr>
+        <w:lastRenderedPageBreak/>
+        <w:drawing>
+          <wp:inline distT="0" distB="0" distL="0" distR="0" wp14:anchorId="6DE1BB5B" wp14:editId="318D101E">
+            <wp:extent cx="5731510" cy="3030855"/>
+            <wp:effectExtent l="0" t="0" r="2540" b="0"/>
+            <wp:docPr id="833997266" name="Picture 18"/>
+            <wp:cNvGraphicFramePr>
+              <a:graphicFrameLocks xmlns:a="http://schemas.openxmlformats.org/drawingml/2006/main" noChangeAspect="1"/>
+            </wp:cNvGraphicFramePr>
+            <a:graphic xmlns:a="http://schemas.openxmlformats.org/drawingml/2006/main">
+              <a:graphicData uri="http://schemas.openxmlformats.org/drawingml/2006/picture">
+                <pic:pic xmlns:pic="http://schemas.openxmlformats.org/drawingml/2006/picture">
+                  <pic:nvPicPr>
+                    <pic:cNvPr id="833997266" name="Picture 833997266"/>
+                    <pic:cNvPicPr/>
+                  </pic:nvPicPr>
+                  <pic:blipFill>
+                    <a:blip r:embed="rId28">
+                      <a:extLst>
+                        <a:ext uri="{28A0092B-C50C-407E-A947-70E740481C1C}">
+                          <a14:useLocalDpi xmlns:a14="http://schemas.microsoft.com/office/drawing/2010/main" val="0"/>
+                        </a:ext>
+                      </a:extLst>
+                    </a:blip>
+                    <a:stretch>
+                      <a:fillRect/>
+                    </a:stretch>
+                  </pic:blipFill>
+                  <pic:spPr>
+                    <a:xfrm>
+                      <a:off x="0" y="0"/>
+                      <a:ext cx="5731510" cy="3030855"/>
+                    </a:xfrm>
+                    <a:prstGeom prst="rect">
+                      <a:avLst/>
+                    </a:prstGeom>
+                  </pic:spPr>
+                </pic:pic>
+              </a:graphicData>
+            </a:graphic>
+          </wp:inline>
+        </w:drawing>
+      </w:r>
+      <w:r>
+        <w:rPr>
+          <w:noProof/>
+        </w:rPr>
+        <w:drawing>
+          <wp:inline distT="0" distB="0" distL="0" distR="0" wp14:anchorId="18BCAACE" wp14:editId="7FCCEFB1">
+            <wp:extent cx="5731510" cy="3776980"/>
+            <wp:effectExtent l="0" t="0" r="2540" b="0"/>
+            <wp:docPr id="688437283" name="Picture 19"/>
+            <wp:cNvGraphicFramePr>
+              <a:graphicFrameLocks xmlns:a="http://schemas.openxmlformats.org/drawingml/2006/main" noChangeAspect="1"/>
+            </wp:cNvGraphicFramePr>
+            <a:graphic xmlns:a="http://schemas.openxmlformats.org/drawingml/2006/main">
+              <a:graphicData uri="http://schemas.openxmlformats.org/drawingml/2006/picture">
+                <pic:pic xmlns:pic="http://schemas.openxmlformats.org/drawingml/2006/picture">
+                  <pic:nvPicPr>
+                    <pic:cNvPr id="688437283" name="Picture 688437283"/>
+                    <pic:cNvPicPr/>
+                  </pic:nvPicPr>
+                  <pic:blipFill>
+                    <a:blip r:embed="rId29">
+                      <a:extLst>
+                        <a:ext uri="{28A0092B-C50C-407E-A947-70E740481C1C}">
+                          <a14:useLocalDpi xmlns:a14="http://schemas.microsoft.com/office/drawing/2010/main" val="0"/>
+                        </a:ext>
+                      </a:extLst>
+                    </a:blip>
+                    <a:stretch>
+                      <a:fillRect/>
+                    </a:stretch>
+                  </pic:blipFill>
+                  <pic:spPr>
+                    <a:xfrm>
+                      <a:off x="0" y="0"/>
+                      <a:ext cx="5731510" cy="3776980"/>
+                    </a:xfrm>
+                    <a:prstGeom prst="rect">
+                      <a:avLst/>
+                    </a:prstGeom>
+                  </pic:spPr>
+                </pic:pic>
+              </a:graphicData>
+            </a:graphic>
+          </wp:inline>
+        </w:drawing>
+      </w:r>
+      <w:r>
+        <w:rPr>
+          <w:noProof/>
+        </w:rPr>
+        <w:lastRenderedPageBreak/>
+        <w:drawing>
+          <wp:inline distT="0" distB="0" distL="0" distR="0" wp14:anchorId="3D1B544A" wp14:editId="4A788A18">
+            <wp:extent cx="5731510" cy="3900170"/>
+            <wp:effectExtent l="0" t="0" r="2540" b="5080"/>
+            <wp:docPr id="587896580" name="Picture 20"/>
+            <wp:cNvGraphicFramePr>
+              <a:graphicFrameLocks xmlns:a="http://schemas.openxmlformats.org/drawingml/2006/main" noChangeAspect="1"/>
+            </wp:cNvGraphicFramePr>
+            <a:graphic xmlns:a="http://schemas.openxmlformats.org/drawingml/2006/main">
+              <a:graphicData uri="http://schemas.openxmlformats.org/drawingml/2006/picture">
+                <pic:pic xmlns:pic="http://schemas.openxmlformats.org/drawingml/2006/picture">
+                  <pic:nvPicPr>
+                    <pic:cNvPr id="587896580" name="Picture 587896580"/>
+                    <pic:cNvPicPr/>
+                  </pic:nvPicPr>
+                  <pic:blipFill>
+                    <a:blip r:embed="rId30">
+                      <a:extLst>
+                        <a:ext uri="{28A0092B-C50C-407E-A947-70E740481C1C}">
+                          <a14:useLocalDpi xmlns:a14="http://schemas.microsoft.com/office/drawing/2010/main" val="0"/>
+                        </a:ext>
+                      </a:extLst>
+                    </a:blip>
+                    <a:stretch>
+                      <a:fillRect/>
+                    </a:stretch>
+                  </pic:blipFill>
+                  <pic:spPr>
+                    <a:xfrm>
+                      <a:off x="0" y="0"/>
+                      <a:ext cx="5731510" cy="3900170"/>
+                    </a:xfrm>
+                    <a:prstGeom prst="rect">
+                      <a:avLst/>
+                    </a:prstGeom>
+                  </pic:spPr>
+                </pic:pic>
+              </a:graphicData>
+            </a:graphic>
+          </wp:inline>
+        </w:drawing>
+      </w:r>
+      <w:r>
+        <w:rPr>
+          <w:noProof/>
+        </w:rPr>
+        <w:drawing>
+          <wp:inline distT="0" distB="0" distL="0" distR="0" wp14:anchorId="40D41AF0" wp14:editId="4EB8F62C">
+            <wp:extent cx="5731510" cy="3651885"/>
+            <wp:effectExtent l="0" t="0" r="2540" b="5715"/>
+            <wp:docPr id="1200973350" name="Picture 21"/>
+            <wp:cNvGraphicFramePr>
+              <a:graphicFrameLocks xmlns:a="http://schemas.openxmlformats.org/drawingml/2006/main" noChangeAspect="1"/>
+            </wp:cNvGraphicFramePr>
+            <a:graphic xmlns:a="http://schemas.openxmlformats.org/drawingml/2006/main">
+              <a:graphicData uri="http://schemas.openxmlformats.org/drawingml/2006/picture">
+                <pic:pic xmlns:pic="http://schemas.openxmlformats.org/drawingml/2006/picture">
+                  <pic:nvPicPr>
+                    <pic:cNvPr id="1200973350" name="Picture 1200973350"/>
+                    <pic:cNvPicPr/>
+                  </pic:nvPicPr>
+                  <pic:blipFill>
+                    <a:blip r:embed="rId31">
+                      <a:extLst>
+                        <a:ext uri="{28A0092B-C50C-407E-A947-70E740481C1C}">
+                          <a14:useLocalDpi xmlns:a14="http://schemas.microsoft.com/office/drawing/2010/main" val="0"/>
+                        </a:ext>
+                      </a:extLst>
+                    </a:blip>
+                    <a:stretch>
+                      <a:fillRect/>
+                    </a:stretch>
+                  </pic:blipFill>
+                  <pic:spPr>
+                    <a:xfrm>
+                      <a:off x="0" y="0"/>
+                      <a:ext cx="5731510" cy="3651885"/>
+                    </a:xfrm>
+                    <a:prstGeom prst="rect">
+                      <a:avLst/>
+                    </a:prstGeom>
+                  </pic:spPr>
+                </pic:pic>
+              </a:graphicData>
+            </a:graphic>
+          </wp:inline>
+        </w:drawing>
+      </w:r>
+    </w:p>
+    <w:p>
+      <w:r>
+        <w:rPr>
+          <w:noProof/>
+        </w:rPr>
+        <w:lastRenderedPageBreak/>
+        <w:drawing>
+          <wp:inline distT="0" distB="0" distL="0" distR="0" wp14:anchorId="74AEC407" wp14:editId="43F43531">
+            <wp:extent cx="5731510" cy="4060825"/>
+            <wp:effectExtent l="0" t="0" r="2540" b="0"/>
+            <wp:docPr id="319698848" name="Picture 22"/>
+            <wp:cNvGraphicFramePr>
+              <a:graphicFrameLocks xmlns:a="http://schemas.openxmlformats.org/drawingml/2006/main" noChangeAspect="1"/>
+            </wp:cNvGraphicFramePr>
+            <a:graphic xmlns:a="http://schemas.openxmlformats.org/drawingml/2006/main">
+              <a:graphicData uri="http://schemas.openxmlformats.org/drawingml/2006/picture">
+                <pic:pic xmlns:pic="http://schemas.openxmlformats.org/drawingml/2006/picture">
+                  <pic:nvPicPr>
+                    <pic:cNvPr id="319698848" name="Picture 319698848"/>
+                    <pic:cNvPicPr/>
+                  </pic:nvPicPr>
+                  <pic:blipFill>
+                    <a:blip r:embed="rId32">
+                      <a:extLst>
+                        <a:ext uri="{28A0092B-C50C-407E-A947-70E740481C1C}">
+                          <a14:useLocalDpi xmlns:a14="http://schemas.microsoft.com/office/drawing/2010/main" val="0"/>
+                        </a:ext>
+                      </a:extLst>
+                    </a:blip>
+                    <a:stretch>
+                      <a:fillRect/>
+                    </a:stretch>
+                  </pic:blipFill>
+                  <pic:spPr>
+                    <a:xfrm>
+                      <a:off x="0" y="0"/>
+                      <a:ext cx="5731510" cy="4060825"/>
+                    </a:xfrm>
+                    <a:prstGeom prst="rect">
+                      <a:avLst/>
+                    </a:prstGeom>
+                  </pic:spPr>
+                </pic:pic>
+              </a:graphicData>
+            </a:graphic>
+          </wp:inline>
+        </w:drawing>
+      </w:r>
     </w:p>
     <w:p/>
     <w:p/>
@@ -3648,18 +5928,1112 @@
     <w:p/>
     <w:p/>
     <w:p/>
+    <w:p/>
+    <w:p/>
+    <w:p/>
+    <w:p/>
+    <w:p/>
+    <w:p/>
+    <w:tbl>
+      <w:tblPr>
+        <w:tblStyle w:val="TableGrid"/>
+        <w:tblW w:w="0" w:type="auto"/>
+        <w:tblBorders>
+          <w:top w:val="single" w:sz="6" w:space="0" w:color="auto"/>
+          <w:left w:val="single" w:sz="6" w:space="0" w:color="auto"/>
+          <w:bottom w:val="single" w:sz="6" w:space="0" w:color="auto"/>
+          <w:right w:val="single" w:sz="6" w:space="0" w:color="auto"/>
+        </w:tblBorders>
+        <w:tblLook w:val="04A0" w:firstRow="1" w:lastRow="0" w:firstColumn="1" w:lastColumn="0" w:noHBand="0" w:noVBand="1"/>
+        <w:tblPrChange w:id="29" w:author="Erick Silva" w:date="2026-10-18T15:26:00Z">
+          <w:tblPr>
+            <w:tblStyle w:val="TableGrid"/>
+            <w:tblW w:w="0" w:type="nil"/>
+            <w:tblBorders>
+              <w:top w:val="single" w:sz="6" w:space="0" w:color="auto"/>
+              <w:left w:val="single" w:sz="6" w:space="0" w:color="auto"/>
+              <w:bottom w:val="single" w:sz="6" w:space="0" w:color="auto"/>
+              <w:right w:val="single" w:sz="6" w:space="0" w:color="auto"/>
+            </w:tblBorders>
+            <w:tblLook w:val="04A0" w:firstRow="1" w:lastRow="0" w:firstColumn="1" w:lastColumn="0" w:noHBand="0" w:noVBand="1"/>
+          </w:tblPr>
+        </w:tblPrChange>
+      </w:tblPr>
+      <w:tblGrid>
+        <w:gridCol w:w="2272"/>
+        <w:gridCol w:w="2340"/>
+        <w:gridCol w:w="2272"/>
+        <w:gridCol w:w="2126"/>
+        <w:tblGridChange w:id="30">
+          <w:tblGrid>
+            <w:gridCol w:w="2254"/>
+            <w:gridCol w:w="18"/>
+            <w:gridCol w:w="2236"/>
+            <w:gridCol w:w="104"/>
+            <w:gridCol w:w="2150"/>
+            <w:gridCol w:w="122"/>
+            <w:gridCol w:w="2126"/>
+            <w:gridCol w:w="6"/>
+          </w:tblGrid>
+        </w:tblGridChange>
+      </w:tblGrid>
+      <w:tr>
+        <w:trPr>
+          <w:trHeight w:val="300"/>
+          <w:trPrChange w:id="31" w:author="Erick Silva" w:date="2026-10-18T15:26:00Z">
+            <w:trPr>
+              <w:trHeight w:val="300"/>
+            </w:trPr>
+          </w:trPrChange>
+        </w:trPr>
+        <w:tc>
+          <w:tcPr>
+            <w:tcW w:w="2415" w:type="dxa"/>
+            <w:tcMar>
+              <w:left w:w="105" w:type="dxa"/>
+              <w:right w:w="105" w:type="dxa"/>
+            </w:tcMar>
+            <w:tcPrChange w:id="32" w:author="Erick Silva" w:date="2026-10-18T15:26:00Z">
+              <w:tcPr>
+                <w:tcW w:w="2254" w:type="dxa"/>
+              </w:tcPr>
+            </w:tcPrChange>
+          </w:tcPr>
+          <w:p>
+            <w:pPr>
+              <w:rPr>
+                <w:color w:val="000000" w:themeColor="text1"/>
+              </w:rPr>
+            </w:pPr>
+            <w:r>
+              <w:rPr>
+                <w:b/>
+                <w:bCs/>
+                <w:color w:val="000000" w:themeColor="text1"/>
+              </w:rPr>
+              <w:lastRenderedPageBreak/>
+              <w:t>AI competence</w:t>
+            </w:r>
+          </w:p>
+        </w:tc>
+        <w:tc>
+          <w:tcPr>
+            <w:tcW w:w="2475" w:type="dxa"/>
+            <w:tcMar>
+              <w:left w:w="105" w:type="dxa"/>
+              <w:right w:w="105" w:type="dxa"/>
+            </w:tcMar>
+            <w:tcPrChange w:id="33" w:author="Erick Silva" w:date="2026-10-18T15:26:00Z">
+              <w:tcPr>
+                <w:tcW w:w="2254" w:type="dxa"/>
+                <w:gridSpan w:val="2"/>
+              </w:tcPr>
+            </w:tcPrChange>
+          </w:tcPr>
+          <w:p>
+            <w:pPr>
+              <w:rPr>
+                <w:color w:val="000000" w:themeColor="text1"/>
+              </w:rPr>
+            </w:pPr>
+            <w:r>
+              <w:rPr>
+                <w:b/>
+                <w:bCs/>
+                <w:color w:val="000000" w:themeColor="text1"/>
+              </w:rPr>
+              <w:t>Reflective prompts (to students)</w:t>
+            </w:r>
+          </w:p>
+        </w:tc>
+        <w:tc>
+          <w:tcPr>
+            <w:tcW w:w="2415" w:type="dxa"/>
+            <w:tcMar>
+              <w:left w:w="105" w:type="dxa"/>
+              <w:right w:w="105" w:type="dxa"/>
+            </w:tcMar>
+            <w:tcPrChange w:id="34" w:author="Erick Silva" w:date="2026-10-18T15:26:00Z">
+              <w:tcPr>
+                <w:tcW w:w="2254" w:type="dxa"/>
+                <w:gridSpan w:val="2"/>
+              </w:tcPr>
+            </w:tcPrChange>
+          </w:tcPr>
+          <w:p>
+            <w:pPr>
+              <w:rPr>
+                <w:color w:val="000000" w:themeColor="text1"/>
+              </w:rPr>
+            </w:pPr>
+            <w:r>
+              <w:rPr>
+                <w:b/>
+                <w:bCs/>
+                <w:color w:val="000000" w:themeColor="text1"/>
+              </w:rPr>
+              <w:t>Lecturer expectations</w:t>
+            </w:r>
+          </w:p>
+        </w:tc>
+        <w:tc>
+          <w:tcPr>
+            <w:tcW w:w="2280" w:type="dxa"/>
+            <w:tcMar>
+              <w:left w:w="105" w:type="dxa"/>
+              <w:right w:w="105" w:type="dxa"/>
+            </w:tcMar>
+            <w:tcPrChange w:id="35" w:author="Erick Silva" w:date="2026-10-18T15:26:00Z">
+              <w:tcPr>
+                <w:tcW w:w="2254" w:type="dxa"/>
+                <w:gridSpan w:val="3"/>
+              </w:tcPr>
+            </w:tcPrChange>
+          </w:tcPr>
+          <w:p>
+            <w:pPr>
+              <w:rPr>
+                <w:color w:val="000000" w:themeColor="text1"/>
+              </w:rPr>
+            </w:pPr>
+            <w:r>
+              <w:rPr>
+                <w:b/>
+                <w:bCs/>
+                <w:color w:val="000000" w:themeColor="text1"/>
+              </w:rPr>
+              <w:t>Student response</w:t>
+            </w:r>
+          </w:p>
+        </w:tc>
+      </w:tr>
+      <w:tr>
+        <w:trPr>
+          <w:trHeight w:val="300"/>
+          <w:trPrChange w:id="36" w:author="Erick Silva" w:date="2026-10-18T15:26:00Z">
+            <w:trPr>
+              <w:trHeight w:val="300"/>
+            </w:trPr>
+          </w:trPrChange>
+        </w:trPr>
+        <w:tc>
+          <w:tcPr>
+            <w:tcW w:w="2415" w:type="dxa"/>
+            <w:tcMar>
+              <w:left w:w="105" w:type="dxa"/>
+              <w:right w:w="105" w:type="dxa"/>
+            </w:tcMar>
+            <w:tcPrChange w:id="37" w:author="Erick Silva" w:date="2026-10-18T15:26:00Z">
+              <w:tcPr>
+                <w:tcW w:w="2254" w:type="dxa"/>
+              </w:tcPr>
+            </w:tcPrChange>
+          </w:tcPr>
+          <w:p>
+            <w:pPr>
+              <w:rPr>
+                <w:color w:val="000000" w:themeColor="text1"/>
+              </w:rPr>
+            </w:pPr>
+            <w:r>
+              <w:rPr>
+                <w:b/>
+                <w:bCs/>
+                <w:color w:val="000000" w:themeColor="text1"/>
+              </w:rPr>
+              <w:t>Delegation</w:t>
+            </w:r>
+          </w:p>
+          <w:p>
+            <w:pPr>
+              <w:rPr>
+                <w:color w:val="000000" w:themeColor="text1"/>
+              </w:rPr>
+            </w:pPr>
+            <w:r>
+              <w:rPr>
+                <w:i/>
+                <w:iCs/>
+                <w:color w:val="000000" w:themeColor="text1"/>
+              </w:rPr>
+              <w:t>Deciding whether &amp; when to use AI</w:t>
+            </w:r>
+          </w:p>
+        </w:tc>
+        <w:tc>
+          <w:tcPr>
+            <w:tcW w:w="2475" w:type="dxa"/>
+            <w:tcMar>
+              <w:left w:w="105" w:type="dxa"/>
+              <w:right w:w="105" w:type="dxa"/>
+            </w:tcMar>
+            <w:tcPrChange w:id="38" w:author="Erick Silva" w:date="2026-10-18T15:26:00Z">
+              <w:tcPr>
+                <w:tcW w:w="2254" w:type="dxa"/>
+                <w:gridSpan w:val="2"/>
+              </w:tcPr>
+            </w:tcPrChange>
+          </w:tcPr>
+          <w:p>
+            <w:pPr>
+              <w:rPr>
+                <w:color w:val="000000" w:themeColor="text1"/>
+              </w:rPr>
+            </w:pPr>
+            <w:r>
+              <w:rPr>
+                <w:color w:val="000000" w:themeColor="text1"/>
+              </w:rPr>
+              <w:t xml:space="preserve">Identify the specific tasks in this assessment where you chose to use </w:t>
+            </w:r>
+            <w:proofErr w:type="gramStart"/>
+            <w:r>
+              <w:rPr>
+                <w:color w:val="000000" w:themeColor="text1"/>
+              </w:rPr>
+              <w:t>AI, and</w:t>
+            </w:r>
+            <w:proofErr w:type="gramEnd"/>
+            <w:r>
+              <w:rPr>
+                <w:color w:val="000000" w:themeColor="text1"/>
+              </w:rPr>
+              <w:t xml:space="preserve"> explain your reasoning. Where did AI add value? Where did you decide not to use it, and why?</w:t>
+            </w:r>
+          </w:p>
+        </w:tc>
+        <w:tc>
+          <w:tcPr>
+            <w:tcW w:w="2415" w:type="dxa"/>
+            <w:tcMar>
+              <w:left w:w="105" w:type="dxa"/>
+              <w:right w:w="105" w:type="dxa"/>
+            </w:tcMar>
+            <w:tcPrChange w:id="39" w:author="Erick Silva" w:date="2026-10-18T15:26:00Z">
+              <w:tcPr>
+                <w:tcW w:w="2254" w:type="dxa"/>
+                <w:gridSpan w:val="2"/>
+              </w:tcPr>
+            </w:tcPrChange>
+          </w:tcPr>
+          <w:p>
+            <w:pPr>
+              <w:rPr>
+                <w:color w:val="000000" w:themeColor="text1"/>
+                <w:sz w:val="20"/>
+                <w:szCs w:val="20"/>
+              </w:rPr>
+            </w:pPr>
+          </w:p>
+          <w:p>
+            <w:pPr>
+              <w:rPr>
+                <w:color w:val="000000" w:themeColor="text1"/>
+                <w:sz w:val="20"/>
+                <w:szCs w:val="20"/>
+              </w:rPr>
+            </w:pPr>
+            <w:r>
+              <w:rPr>
+                <w:color w:val="000000" w:themeColor="text1"/>
+                <w:sz w:val="20"/>
+                <w:szCs w:val="20"/>
+              </w:rPr>
+              <w:t>You may use AI to support your learning and development of the application. Clearly identify where you used AI and where you completed the work independently.</w:t>
+            </w:r>
+          </w:p>
+          <w:p>
+            <w:pPr>
+              <w:rPr>
+                <w:color w:val="000000" w:themeColor="text1"/>
+                <w:sz w:val="20"/>
+                <w:szCs w:val="20"/>
+              </w:rPr>
+            </w:pPr>
+          </w:p>
+          <w:p>
+            <w:pPr>
+              <w:rPr>
+                <w:color w:val="000000" w:themeColor="text1"/>
+                <w:sz w:val="20"/>
+                <w:szCs w:val="20"/>
+              </w:rPr>
+            </w:pPr>
+          </w:p>
+          <w:p>
+            <w:pPr>
+              <w:pStyle w:val="ListParagraph"/>
+              <w:numPr>
+                <w:ilvl w:val="0"/>
+                <w:numId w:val="7"/>
+              </w:numPr>
+              <w:ind w:left="403"/>
+              <w:rPr>
+                <w:color w:val="545454"/>
+                <w:sz w:val="20"/>
+                <w:szCs w:val="20"/>
+              </w:rPr>
+              <w:pPrChange w:id="40" w:author="Erick Silva" w:date="2026-10-18T15:26:00Z">
+                <w:pPr/>
+              </w:pPrChange>
+            </w:pPr>
+          </w:p>
+        </w:tc>
+        <w:tc>
+          <w:tcPr>
+            <w:tcW w:w="2280" w:type="dxa"/>
+            <w:tcMar>
+              <w:left w:w="105" w:type="dxa"/>
+              <w:right w:w="105" w:type="dxa"/>
+            </w:tcMar>
+            <w:tcPrChange w:id="41" w:author="Erick Silva" w:date="2026-10-18T15:26:00Z">
+              <w:tcPr>
+                <w:tcW w:w="2254" w:type="dxa"/>
+                <w:gridSpan w:val="3"/>
+              </w:tcPr>
+            </w:tcPrChange>
+          </w:tcPr>
+          <w:p>
+            <w:pPr>
+              <w:rPr>
+                <w:color w:val="000000" w:themeColor="text1"/>
+                <w:sz w:val="20"/>
+                <w:szCs w:val="20"/>
+              </w:rPr>
+            </w:pPr>
+            <w:r>
+              <w:rPr>
+                <w:color w:val="000000" w:themeColor="text1"/>
+                <w:sz w:val="20"/>
+                <w:szCs w:val="20"/>
+              </w:rPr>
+              <w:t xml:space="preserve">I used it to explain </w:t>
+            </w:r>
+            <w:r>
+              <w:rPr>
+                <w:color w:val="000000" w:themeColor="text1"/>
+                <w:sz w:val="20"/>
+                <w:szCs w:val="20"/>
+              </w:rPr>
+              <w:t>to me</w:t>
+            </w:r>
+            <w:r>
+              <w:rPr>
+                <w:color w:val="000000" w:themeColor="text1"/>
+                <w:sz w:val="20"/>
+                <w:szCs w:val="20"/>
+              </w:rPr>
+              <w:t xml:space="preserve"> the brief of this assessment</w:t>
+            </w:r>
+            <w:r>
+              <w:rPr>
+                <w:color w:val="000000" w:themeColor="text1"/>
+                <w:sz w:val="20"/>
+                <w:szCs w:val="20"/>
+              </w:rPr>
+              <w:t>, clarify statistical concepts and techniques</w:t>
+            </w:r>
+            <w:r>
+              <w:rPr>
+                <w:color w:val="000000" w:themeColor="text1"/>
+                <w:sz w:val="20"/>
+                <w:szCs w:val="20"/>
+              </w:rPr>
+              <w:t xml:space="preserve">, </w:t>
+            </w:r>
+            <w:r>
+              <w:rPr>
+                <w:color w:val="000000" w:themeColor="text1"/>
+                <w:sz w:val="20"/>
+                <w:szCs w:val="20"/>
+              </w:rPr>
+              <w:t>and check whether datasets and websites are reliable.</w:t>
+            </w:r>
+          </w:p>
+        </w:tc>
+      </w:tr>
+      <w:tr>
+        <w:trPr>
+          <w:trHeight w:val="300"/>
+          <w:trPrChange w:id="42" w:author="Erick Silva" w:date="2026-10-18T15:26:00Z">
+            <w:trPr>
+              <w:trHeight w:val="300"/>
+            </w:trPr>
+          </w:trPrChange>
+        </w:trPr>
+        <w:tc>
+          <w:tcPr>
+            <w:tcW w:w="2415" w:type="dxa"/>
+            <w:tcMar>
+              <w:left w:w="105" w:type="dxa"/>
+              <w:right w:w="105" w:type="dxa"/>
+            </w:tcMar>
+            <w:tcPrChange w:id="43" w:author="Erick Silva" w:date="2026-10-18T15:26:00Z">
+              <w:tcPr>
+                <w:tcW w:w="2254" w:type="dxa"/>
+              </w:tcPr>
+            </w:tcPrChange>
+          </w:tcPr>
+          <w:p>
+            <w:pPr>
+              <w:rPr>
+                <w:color w:val="000000" w:themeColor="text1"/>
+              </w:rPr>
+            </w:pPr>
+            <w:r>
+              <w:rPr>
+                <w:b/>
+                <w:bCs/>
+                <w:color w:val="000000" w:themeColor="text1"/>
+              </w:rPr>
+              <w:t>Description</w:t>
+            </w:r>
+          </w:p>
+          <w:p>
+            <w:pPr>
+              <w:rPr>
+                <w:color w:val="000000" w:themeColor="text1"/>
+              </w:rPr>
+            </w:pPr>
+            <w:r>
+              <w:rPr>
+                <w:i/>
+                <w:iCs/>
+                <w:color w:val="000000" w:themeColor="text1"/>
+              </w:rPr>
+              <w:t>How you prompted the AI</w:t>
+            </w:r>
+          </w:p>
+        </w:tc>
+        <w:tc>
+          <w:tcPr>
+            <w:tcW w:w="2475" w:type="dxa"/>
+            <w:tcMar>
+              <w:left w:w="105" w:type="dxa"/>
+              <w:right w:w="105" w:type="dxa"/>
+            </w:tcMar>
+            <w:tcPrChange w:id="44" w:author="Erick Silva" w:date="2026-10-18T15:26:00Z">
+              <w:tcPr>
+                <w:tcW w:w="2254" w:type="dxa"/>
+                <w:gridSpan w:val="2"/>
+              </w:tcPr>
+            </w:tcPrChange>
+          </w:tcPr>
+          <w:p>
+            <w:pPr>
+              <w:rPr>
+                <w:color w:val="000000" w:themeColor="text1"/>
+              </w:rPr>
+            </w:pPr>
+            <w:r>
+              <w:rPr>
+                <w:color w:val="000000" w:themeColor="text1"/>
+              </w:rPr>
+              <w:t>Include the exact prompts you used in your appendix (recorded on the AI Tools declaration). Reflect on how you communicated your goals to the AI — did you need to iterate or refine your prompts to get useful output?</w:t>
+            </w:r>
+          </w:p>
+        </w:tc>
+        <w:tc>
+          <w:tcPr>
+            <w:tcW w:w="2415" w:type="dxa"/>
+            <w:tcMar>
+              <w:left w:w="105" w:type="dxa"/>
+              <w:right w:w="105" w:type="dxa"/>
+            </w:tcMar>
+            <w:tcPrChange w:id="45" w:author="Erick Silva" w:date="2026-10-18T15:26:00Z">
+              <w:tcPr>
+                <w:tcW w:w="2254" w:type="dxa"/>
+                <w:gridSpan w:val="2"/>
+              </w:tcPr>
+            </w:tcPrChange>
+          </w:tcPr>
+          <w:p>
+            <w:pPr>
+              <w:rPr>
+                <w:color w:val="000000" w:themeColor="text1"/>
+                <w:sz w:val="20"/>
+                <w:szCs w:val="20"/>
+              </w:rPr>
+            </w:pPr>
+            <w:r>
+              <w:rPr>
+                <w:color w:val="000000" w:themeColor="text1"/>
+                <w:sz w:val="20"/>
+                <w:szCs w:val="20"/>
+              </w:rPr>
+              <w:t>You must provide the exact prompts and relevant AI outputs used during the development of your application.</w:t>
+            </w:r>
+          </w:p>
+          <w:p>
+            <w:pPr>
+              <w:rPr>
+                <w:color w:val="000000" w:themeColor="text1"/>
+                <w:sz w:val="20"/>
+                <w:szCs w:val="20"/>
+              </w:rPr>
+            </w:pPr>
+          </w:p>
+          <w:p>
+            <w:pPr>
+              <w:rPr>
+                <w:color w:val="000000" w:themeColor="text1"/>
+                <w:sz w:val="20"/>
+                <w:szCs w:val="20"/>
+              </w:rPr>
+            </w:pPr>
+          </w:p>
+          <w:p>
+            <w:pPr>
+              <w:rPr>
+                <w:color w:val="000000" w:themeColor="text1"/>
+                <w:sz w:val="20"/>
+                <w:szCs w:val="20"/>
+              </w:rPr>
+            </w:pPr>
+          </w:p>
+          <w:p>
+            <w:pPr>
+              <w:rPr>
+                <w:color w:val="000000" w:themeColor="text1"/>
+                <w:sz w:val="20"/>
+                <w:szCs w:val="20"/>
+              </w:rPr>
+            </w:pPr>
+          </w:p>
+        </w:tc>
+        <w:tc>
+          <w:tcPr>
+            <w:tcW w:w="2280" w:type="dxa"/>
+            <w:tcMar>
+              <w:left w:w="105" w:type="dxa"/>
+              <w:right w:w="105" w:type="dxa"/>
+            </w:tcMar>
+            <w:tcPrChange w:id="46" w:author="Erick Silva" w:date="2026-10-18T15:26:00Z">
+              <w:tcPr>
+                <w:tcW w:w="2254" w:type="dxa"/>
+                <w:gridSpan w:val="3"/>
+              </w:tcPr>
+            </w:tcPrChange>
+          </w:tcPr>
+          <w:p>
+            <w:pPr>
+              <w:rPr>
+                <w:color w:val="000000" w:themeColor="text1"/>
+                <w:sz w:val="20"/>
+                <w:szCs w:val="20"/>
+              </w:rPr>
+            </w:pPr>
+            <w:r>
+              <w:rPr>
+                <w:color w:val="000000" w:themeColor="text1"/>
+                <w:sz w:val="20"/>
+                <w:szCs w:val="20"/>
+              </w:rPr>
+              <w:t>Printed image on top.</w:t>
+            </w:r>
+          </w:p>
+          <w:p>
+            <w:pPr>
+              <w:rPr>
+                <w:color w:val="000000" w:themeColor="text1"/>
+                <w:sz w:val="20"/>
+                <w:szCs w:val="20"/>
+              </w:rPr>
+            </w:pPr>
+          </w:p>
+          <w:p>
+            <w:pPr>
+              <w:rPr>
+                <w:color w:val="000000" w:themeColor="text1"/>
+                <w:sz w:val="20"/>
+                <w:szCs w:val="20"/>
+              </w:rPr>
+            </w:pPr>
+          </w:p>
+        </w:tc>
+      </w:tr>
+      <w:tr>
+        <w:trPr>
+          <w:trHeight w:val="300"/>
+          <w:trPrChange w:id="47" w:author="Erick Silva" w:date="2026-10-18T15:26:00Z">
+            <w:trPr>
+              <w:trHeight w:val="300"/>
+            </w:trPr>
+          </w:trPrChange>
+        </w:trPr>
+        <w:tc>
+          <w:tcPr>
+            <w:tcW w:w="2415" w:type="dxa"/>
+            <w:tcMar>
+              <w:left w:w="105" w:type="dxa"/>
+              <w:right w:w="105" w:type="dxa"/>
+            </w:tcMar>
+            <w:tcPrChange w:id="48" w:author="Erick Silva" w:date="2026-10-18T15:26:00Z">
+              <w:tcPr>
+                <w:tcW w:w="2254" w:type="dxa"/>
+              </w:tcPr>
+            </w:tcPrChange>
+          </w:tcPr>
+          <w:p>
+            <w:pPr>
+              <w:rPr>
+                <w:color w:val="000000" w:themeColor="text1"/>
+              </w:rPr>
+            </w:pPr>
+            <w:r>
+              <w:rPr>
+                <w:b/>
+                <w:bCs/>
+                <w:color w:val="000000" w:themeColor="text1"/>
+              </w:rPr>
+              <w:t>Discernment</w:t>
+            </w:r>
+          </w:p>
+          <w:p>
+            <w:pPr>
+              <w:rPr>
+                <w:color w:val="000000" w:themeColor="text1"/>
+              </w:rPr>
+            </w:pPr>
+            <w:r>
+              <w:rPr>
+                <w:i/>
+                <w:iCs/>
+                <w:color w:val="000000" w:themeColor="text1"/>
+              </w:rPr>
+              <w:t>Evaluating what the AI produced</w:t>
+            </w:r>
+          </w:p>
+        </w:tc>
+        <w:tc>
+          <w:tcPr>
+            <w:tcW w:w="2475" w:type="dxa"/>
+            <w:tcMar>
+              <w:left w:w="105" w:type="dxa"/>
+              <w:right w:w="105" w:type="dxa"/>
+            </w:tcMar>
+            <w:tcPrChange w:id="49" w:author="Erick Silva" w:date="2026-10-18T15:26:00Z">
+              <w:tcPr>
+                <w:tcW w:w="2254" w:type="dxa"/>
+                <w:gridSpan w:val="2"/>
+              </w:tcPr>
+            </w:tcPrChange>
+          </w:tcPr>
+          <w:p>
+            <w:pPr>
+              <w:rPr>
+                <w:color w:val="000000" w:themeColor="text1"/>
+              </w:rPr>
+            </w:pPr>
+            <w:r>
+              <w:rPr>
+                <w:color w:val="000000" w:themeColor="text1"/>
+              </w:rPr>
+              <w:t>In your reflection, critically evaluate the AI output: what did you accept, modify, or reject — and why? Assess accuracy, relevance, and quality. You are responsible for verifying all AI-generated content before submitting.</w:t>
+            </w:r>
+          </w:p>
+        </w:tc>
+        <w:tc>
+          <w:tcPr>
+            <w:tcW w:w="2415" w:type="dxa"/>
+            <w:tcMar>
+              <w:left w:w="105" w:type="dxa"/>
+              <w:right w:w="105" w:type="dxa"/>
+            </w:tcMar>
+            <w:tcPrChange w:id="50" w:author="Erick Silva" w:date="2026-10-18T15:26:00Z">
+              <w:tcPr>
+                <w:tcW w:w="2254" w:type="dxa"/>
+                <w:gridSpan w:val="2"/>
+              </w:tcPr>
+            </w:tcPrChange>
+          </w:tcPr>
+          <w:p>
+            <w:pPr>
+              <w:rPr>
+                <w:color w:val="000000" w:themeColor="text1"/>
+                <w:sz w:val="20"/>
+                <w:szCs w:val="20"/>
+              </w:rPr>
+            </w:pPr>
+          </w:p>
+          <w:p>
+            <w:pPr>
+              <w:rPr>
+                <w:color w:val="000000" w:themeColor="text1"/>
+                <w:sz w:val="20"/>
+                <w:szCs w:val="20"/>
+              </w:rPr>
+            </w:pPr>
+            <w:r>
+              <w:rPr>
+                <w:color w:val="000000" w:themeColor="text1"/>
+                <w:sz w:val="20"/>
+                <w:szCs w:val="20"/>
+              </w:rPr>
+              <w:t>You are responsible for checking, testing and understanding any AI-generated code or suggestions before using them in your work.</w:t>
+            </w:r>
+          </w:p>
+          <w:p>
+            <w:pPr>
+              <w:rPr>
+                <w:color w:val="000000" w:themeColor="text1"/>
+                <w:sz w:val="20"/>
+                <w:szCs w:val="20"/>
+              </w:rPr>
+            </w:pPr>
+          </w:p>
+          <w:p>
+            <w:pPr>
+              <w:rPr>
+                <w:color w:val="545454"/>
+                <w:sz w:val="20"/>
+                <w:szCs w:val="20"/>
+              </w:rPr>
+            </w:pPr>
+          </w:p>
+        </w:tc>
+        <w:tc>
+          <w:tcPr>
+            <w:tcW w:w="2280" w:type="dxa"/>
+            <w:tcMar>
+              <w:left w:w="105" w:type="dxa"/>
+              <w:right w:w="105" w:type="dxa"/>
+            </w:tcMar>
+            <w:tcPrChange w:id="51" w:author="Erick Silva" w:date="2026-10-18T15:26:00Z">
+              <w:tcPr>
+                <w:tcW w:w="2254" w:type="dxa"/>
+                <w:gridSpan w:val="3"/>
+              </w:tcPr>
+            </w:tcPrChange>
+          </w:tcPr>
+          <w:p>
+            <w:pPr>
+              <w:rPr>
+                <w:color w:val="545454"/>
+                <w:sz w:val="20"/>
+                <w:szCs w:val="20"/>
+              </w:rPr>
+            </w:pPr>
+          </w:p>
+          <w:p>
+            <w:pPr>
+              <w:rPr>
+                <w:color w:val="000000" w:themeColor="text1"/>
+                <w:sz w:val="20"/>
+                <w:szCs w:val="20"/>
+              </w:rPr>
+            </w:pPr>
+            <w:r>
+              <w:rPr>
+                <w:color w:val="000000" w:themeColor="text1"/>
+                <w:sz w:val="20"/>
+                <w:szCs w:val="20"/>
+              </w:rPr>
+              <w:t>It was used just to confirm ideas previously known</w:t>
+            </w:r>
+            <w:r>
+              <w:rPr>
+                <w:color w:val="000000" w:themeColor="text1"/>
+                <w:sz w:val="20"/>
+                <w:szCs w:val="20"/>
+              </w:rPr>
+              <w:t xml:space="preserve">, and to clarify ideas but always following </w:t>
+            </w:r>
+            <w:r>
+              <w:rPr>
+                <w:color w:val="000000" w:themeColor="text1"/>
+                <w:sz w:val="20"/>
+                <w:szCs w:val="20"/>
+              </w:rPr>
+              <w:t xml:space="preserve">what I learnt in classes with teachers and in </w:t>
+            </w:r>
+            <w:r>
+              <w:rPr>
+                <w:color w:val="000000" w:themeColor="text1"/>
+                <w:sz w:val="20"/>
+                <w:szCs w:val="20"/>
+              </w:rPr>
+              <w:t xml:space="preserve">searching </w:t>
+            </w:r>
+            <w:r>
+              <w:rPr>
+                <w:color w:val="000000" w:themeColor="text1"/>
+                <w:sz w:val="20"/>
+                <w:szCs w:val="20"/>
+              </w:rPr>
+              <w:t>lesson content.</w:t>
+            </w:r>
+          </w:p>
+          <w:p>
+            <w:pPr>
+              <w:rPr>
+                <w:color w:val="545454"/>
+                <w:sz w:val="20"/>
+                <w:szCs w:val="20"/>
+              </w:rPr>
+            </w:pPr>
+          </w:p>
+          <w:p>
+            <w:pPr>
+              <w:rPr>
+                <w:color w:val="545454"/>
+                <w:sz w:val="20"/>
+                <w:szCs w:val="20"/>
+              </w:rPr>
+            </w:pPr>
+          </w:p>
+        </w:tc>
+      </w:tr>
+      <w:tr>
+        <w:trPr>
+          <w:trHeight w:val="3030"/>
+          <w:trPrChange w:id="52" w:author="Erick Silva" w:date="2026-10-18T15:26:00Z">
+            <w:trPr>
+              <w:trHeight w:val="300"/>
+            </w:trPr>
+          </w:trPrChange>
+        </w:trPr>
+        <w:tc>
+          <w:tcPr>
+            <w:tcW w:w="2415" w:type="dxa"/>
+            <w:tcMar>
+              <w:left w:w="105" w:type="dxa"/>
+              <w:right w:w="105" w:type="dxa"/>
+            </w:tcMar>
+            <w:tcPrChange w:id="53" w:author="Erick Silva" w:date="2026-10-18T15:26:00Z">
+              <w:tcPr>
+                <w:tcW w:w="2254" w:type="dxa"/>
+              </w:tcPr>
+            </w:tcPrChange>
+          </w:tcPr>
+          <w:p>
+            <w:pPr>
+              <w:rPr>
+                <w:color w:val="000000" w:themeColor="text1"/>
+              </w:rPr>
+            </w:pPr>
+            <w:r>
+              <w:rPr>
+                <w:b/>
+                <w:bCs/>
+                <w:color w:val="000000" w:themeColor="text1"/>
+              </w:rPr>
+              <w:t>Diligence</w:t>
+            </w:r>
+          </w:p>
+          <w:p>
+            <w:pPr>
+              <w:rPr>
+                <w:color w:val="000000" w:themeColor="text1"/>
+              </w:rPr>
+            </w:pPr>
+            <w:r>
+              <w:rPr>
+                <w:i/>
+                <w:iCs/>
+                <w:color w:val="000000" w:themeColor="text1"/>
+              </w:rPr>
+              <w:t>Responsibility for your AI use</w:t>
+            </w:r>
+          </w:p>
+        </w:tc>
+        <w:tc>
+          <w:tcPr>
+            <w:tcW w:w="2475" w:type="dxa"/>
+            <w:tcMar>
+              <w:left w:w="105" w:type="dxa"/>
+              <w:right w:w="105" w:type="dxa"/>
+            </w:tcMar>
+            <w:tcPrChange w:id="54" w:author="Erick Silva" w:date="2026-10-18T15:26:00Z">
+              <w:tcPr>
+                <w:tcW w:w="2254" w:type="dxa"/>
+                <w:gridSpan w:val="2"/>
+              </w:tcPr>
+            </w:tcPrChange>
+          </w:tcPr>
+          <w:p>
+            <w:pPr>
+              <w:rPr>
+                <w:color w:val="000000" w:themeColor="text1"/>
+              </w:rPr>
+            </w:pPr>
+            <w:r>
+              <w:rPr>
+                <w:color w:val="000000" w:themeColor="text1"/>
+              </w:rPr>
+              <w:t>Declare all AI tools used and cite them here. Briefly outline how you considered data protection, copyright, and ethical responsibilities when choosing what to input into any AI system. Unauthorised use is subject to CCT disciplinary procedures.</w:t>
+            </w:r>
+          </w:p>
+        </w:tc>
+        <w:tc>
+          <w:tcPr>
+            <w:tcW w:w="2415" w:type="dxa"/>
+            <w:tcMar>
+              <w:left w:w="105" w:type="dxa"/>
+              <w:right w:w="105" w:type="dxa"/>
+            </w:tcMar>
+            <w:tcPrChange w:id="55" w:author="Erick Silva" w:date="2026-10-18T15:26:00Z">
+              <w:tcPr>
+                <w:tcW w:w="2254" w:type="dxa"/>
+                <w:gridSpan w:val="2"/>
+              </w:tcPr>
+            </w:tcPrChange>
+          </w:tcPr>
+          <w:p>
+            <w:pPr>
+              <w:rPr>
+                <w:color w:val="000000" w:themeColor="text1"/>
+                <w:sz w:val="20"/>
+                <w:szCs w:val="20"/>
+              </w:rPr>
+            </w:pPr>
+            <w:r>
+              <w:rPr>
+                <w:color w:val="000000" w:themeColor="text1"/>
+                <w:sz w:val="20"/>
+                <w:szCs w:val="20"/>
+              </w:rPr>
+              <w:t>Declare all AI tools used. Do not enter personal, confidential or sensitive information into AI tools. Any external sources used should be appropriately referenced.</w:t>
+            </w:r>
+          </w:p>
+          <w:p>
+            <w:pPr>
+              <w:rPr>
+                <w:color w:val="000000" w:themeColor="text1"/>
+                <w:sz w:val="20"/>
+                <w:szCs w:val="20"/>
+              </w:rPr>
+            </w:pPr>
+          </w:p>
+          <w:p>
+            <w:pPr>
+              <w:rPr>
+                <w:color w:val="000000" w:themeColor="text1"/>
+                <w:sz w:val="20"/>
+                <w:szCs w:val="20"/>
+              </w:rPr>
+            </w:pPr>
+          </w:p>
+          <w:p>
+            <w:pPr>
+              <w:ind w:left="403"/>
+              <w:rPr>
+                <w:color w:val="545454"/>
+                <w:sz w:val="20"/>
+                <w:szCs w:val="20"/>
+              </w:rPr>
+              <w:pPrChange w:id="56" w:author="Erick Silva" w:date="2026-10-18T15:26:00Z">
+                <w:pPr/>
+              </w:pPrChange>
+            </w:pPr>
+          </w:p>
+        </w:tc>
+        <w:tc>
+          <w:tcPr>
+            <w:tcW w:w="2280" w:type="dxa"/>
+            <w:tcMar>
+              <w:left w:w="105" w:type="dxa"/>
+              <w:right w:w="105" w:type="dxa"/>
+            </w:tcMar>
+            <w:tcPrChange w:id="57" w:author="Erick Silva" w:date="2026-10-18T15:26:00Z">
+              <w:tcPr>
+                <w:tcW w:w="2254" w:type="dxa"/>
+                <w:gridSpan w:val="3"/>
+              </w:tcPr>
+            </w:tcPrChange>
+          </w:tcPr>
+          <w:p>
+            <w:pPr>
+              <w:rPr>
+                <w:color w:val="000000" w:themeColor="text1"/>
+                <w:sz w:val="20"/>
+                <w:szCs w:val="20"/>
+              </w:rPr>
+            </w:pPr>
+            <w:r>
+              <w:rPr>
+                <w:color w:val="000000" w:themeColor="text1"/>
+                <w:sz w:val="20"/>
+                <w:szCs w:val="20"/>
+              </w:rPr>
+              <w:t xml:space="preserve">I usually use ChatGPT and </w:t>
+            </w:r>
+            <w:r>
+              <w:rPr>
+                <w:color w:val="000000" w:themeColor="text1"/>
+                <w:sz w:val="20"/>
+                <w:szCs w:val="20"/>
+              </w:rPr>
+              <w:t>Grammarly</w:t>
+            </w:r>
+            <w:r>
+              <w:rPr>
+                <w:color w:val="000000" w:themeColor="text1"/>
+                <w:sz w:val="20"/>
+                <w:szCs w:val="20"/>
+              </w:rPr>
+              <w:t xml:space="preserve"> and Claude,</w:t>
+            </w:r>
+            <w:r>
+              <w:rPr>
+                <w:color w:val="000000" w:themeColor="text1"/>
+                <w:sz w:val="20"/>
+                <w:szCs w:val="20"/>
+              </w:rPr>
+              <w:t xml:space="preserve"> I open the result and resources to check</w:t>
+            </w:r>
+            <w:r>
+              <w:rPr>
+                <w:color w:val="000000" w:themeColor="text1"/>
+                <w:sz w:val="20"/>
+                <w:szCs w:val="20"/>
+              </w:rPr>
+              <w:t xml:space="preserve"> exactly what </w:t>
+            </w:r>
+            <w:r>
+              <w:rPr>
+                <w:color w:val="000000" w:themeColor="text1"/>
+                <w:sz w:val="20"/>
+                <w:szCs w:val="20"/>
+              </w:rPr>
+              <w:t>I’m</w:t>
+            </w:r>
+            <w:r>
+              <w:rPr>
+                <w:color w:val="000000" w:themeColor="text1"/>
+                <w:sz w:val="20"/>
+                <w:szCs w:val="20"/>
+              </w:rPr>
+              <w:t xml:space="preserve"> doing</w:t>
+            </w:r>
+            <w:r>
+              <w:rPr>
+                <w:color w:val="000000" w:themeColor="text1"/>
+                <w:sz w:val="20"/>
+                <w:szCs w:val="20"/>
+              </w:rPr>
+              <w:t xml:space="preserve">, like grammatical or </w:t>
+            </w:r>
+            <w:r>
+              <w:rPr>
+                <w:color w:val="000000" w:themeColor="text1"/>
+                <w:sz w:val="20"/>
+                <w:szCs w:val="20"/>
+              </w:rPr>
+              <w:t>mistakes.</w:t>
+            </w:r>
+          </w:p>
+        </w:tc>
+      </w:tr>
+    </w:tbl>
+    <w:p/>
+    <w:p/>
     <w:p>
-      <w:pPr>
-        <w:rPr>
-          <w:color w:val="FF0000"/>
-        </w:rPr>
-      </w:pPr>
-      <w:bookmarkStart w:id="24" w:name="_heading=h.kfkjs3rwl2c1" w:colFirst="0" w:colLast="0"/>
-      <w:bookmarkEnd w:id="24"/>
+      <w:bookmarkStart w:id="58" w:name="_heading=h.kfkjs3rwl2c1" w:colFirst="0" w:colLast="0"/>
+      <w:bookmarkEnd w:id="58"/>
     </w:p>
-    <w:p/>
     <w:sectPr>
-      <w:footerReference w:type="default" r:id="rId15"/>
+      <w:footerReference w:type="default" r:id="rId33"/>
       <w:pgSz w:w="11906" w:h="16838"/>
       <w:pgMar w:top="1440" w:right="1440" w:bottom="1440" w:left="1440" w:header="708" w:footer="708" w:gutter="0"/>
       <w:pgNumType w:start="1"/>
@@ -4635,6 +8009,119 @@
       </w:rPr>
     </w:lvl>
   </w:abstractNum>
+  <w:abstractNum w:abstractNumId="6" w15:restartNumberingAfterBreak="0">
+    <w:nsid w:val="7DC9A588"/>
+    <w:multiLevelType w:val="multilevel"/>
+    <w:tmpl w:val="0A7ED4C0"/>
+    <w:lvl w:ilvl="0">
+      <w:start w:val="8"/>
+      <w:numFmt w:val="bullet"/>
+      <w:lvlText w:val="-"/>
+      <w:lvlJc w:val="left"/>
+      <w:pPr>
+        <w:ind w:left="1800" w:hanging="360"/>
+      </w:pPr>
+      <w:rPr>
+        <w:rFonts w:ascii="Calibri" w:hAnsi="Calibri" w:hint="default"/>
+      </w:rPr>
+    </w:lvl>
+    <w:lvl w:ilvl="1">
+      <w:start w:val="1"/>
+      <w:numFmt w:val="bullet"/>
+      <w:lvlText w:val="o"/>
+      <w:lvlJc w:val="left"/>
+      <w:pPr>
+        <w:ind w:left="1440" w:hanging="360"/>
+      </w:pPr>
+      <w:rPr>
+        <w:rFonts w:ascii="Courier New" w:hAnsi="Courier New" w:hint="default"/>
+      </w:rPr>
+    </w:lvl>
+    <w:lvl w:ilvl="2">
+      <w:start w:val="1"/>
+      <w:numFmt w:val="bullet"/>
+      <w:lvlText w:val=""/>
+      <w:lvlJc w:val="left"/>
+      <w:pPr>
+        <w:ind w:left="2160" w:hanging="360"/>
+      </w:pPr>
+      <w:rPr>
+        <w:rFonts w:ascii="Wingdings" w:hAnsi="Wingdings" w:hint="default"/>
+      </w:rPr>
+    </w:lvl>
+    <w:lvl w:ilvl="3">
+      <w:start w:val="1"/>
+      <w:numFmt w:val="bullet"/>
+      <w:lvlText w:val=""/>
+      <w:lvlJc w:val="left"/>
+      <w:pPr>
+        <w:ind w:left="2880" w:hanging="360"/>
+      </w:pPr>
+      <w:rPr>
+        <w:rFonts w:ascii="Symbol" w:hAnsi="Symbol" w:hint="default"/>
+      </w:rPr>
+    </w:lvl>
+    <w:lvl w:ilvl="4">
+      <w:start w:val="1"/>
+      <w:numFmt w:val="bullet"/>
+      <w:lvlText w:val="o"/>
+      <w:lvlJc w:val="left"/>
+      <w:pPr>
+        <w:ind w:left="3600" w:hanging="360"/>
+      </w:pPr>
+      <w:rPr>
+        <w:rFonts w:ascii="Courier New" w:hAnsi="Courier New" w:hint="default"/>
+      </w:rPr>
+    </w:lvl>
+    <w:lvl w:ilvl="5">
+      <w:start w:val="1"/>
+      <w:numFmt w:val="bullet"/>
+      <w:lvlText w:val=""/>
+      <w:lvlJc w:val="left"/>
+      <w:pPr>
+        <w:ind w:left="4320" w:hanging="360"/>
+      </w:pPr>
+      <w:rPr>
+        <w:rFonts w:ascii="Wingdings" w:hAnsi="Wingdings" w:hint="default"/>
+      </w:rPr>
+    </w:lvl>
+    <w:lvl w:ilvl="6">
+      <w:start w:val="1"/>
+      <w:numFmt w:val="bullet"/>
+      <w:lvlText w:val=""/>
+      <w:lvlJc w:val="left"/>
+      <w:pPr>
+        <w:ind w:left="5040" w:hanging="360"/>
+      </w:pPr>
+      <w:rPr>
+        <w:rFonts w:ascii="Symbol" w:hAnsi="Symbol" w:hint="default"/>
+      </w:rPr>
+    </w:lvl>
+    <w:lvl w:ilvl="7">
+      <w:start w:val="1"/>
+      <w:numFmt w:val="bullet"/>
+      <w:lvlText w:val="o"/>
+      <w:lvlJc w:val="left"/>
+      <w:pPr>
+        <w:ind w:left="5760" w:hanging="360"/>
+      </w:pPr>
+      <w:rPr>
+        <w:rFonts w:ascii="Courier New" w:hAnsi="Courier New" w:hint="default"/>
+      </w:rPr>
+    </w:lvl>
+    <w:lvl w:ilvl="8">
+      <w:start w:val="1"/>
+      <w:numFmt w:val="bullet"/>
+      <w:lvlText w:val=""/>
+      <w:lvlJc w:val="left"/>
+      <w:pPr>
+        <w:ind w:left="6480" w:hanging="360"/>
+      </w:pPr>
+      <w:rPr>
+        <w:rFonts w:ascii="Wingdings" w:hAnsi="Wingdings" w:hint="default"/>
+      </w:rPr>
+    </w:lvl>
+  </w:abstractNum>
   <w:num w:numId="1" w16cid:durableId="243073450">
     <w:abstractNumId w:val="2"/>
   </w:num>
@@ -4653,6 +8140,9 @@
   <w:num w:numId="6" w16cid:durableId="720325003">
     <w:abstractNumId w:val="3"/>
   </w:num>
+  <w:num w:numId="7" w16cid:durableId="1613051587">
+    <w:abstractNumId w:val="6"/>
+  </w:num>
 </w:numbering>
 </file>
 
@@ -4660,6 +8150,9 @@
 <w15:people xmlns:wpc="http://schemas.microsoft.com/office/word/2010/wordprocessingCanvas" xmlns:cx="http://schemas.microsoft.com/office/drawing/2014/chartex" xmlns:cx1="http://schemas.microsoft.com/office/drawing/2015/9/8/chartex" xmlns:cx2="http://schemas.microsoft.com/office/drawing/2015/10/21/chartex" xmlns:cx3="http://schemas.microsoft.com/office/drawing/2016/5/9/chartex" xmlns:cx4="http://schemas.microsoft.com/office/drawing/2016/5/10/chartex" xmlns:cx5="http://schemas.microsoft.com/office/drawing/2016/5/11/chartex" xmlns:cx6="http://schemas.microsoft.com/office/drawing/2016/5/12/chartex" xmlns:cx7="http://schemas.microsoft.com/office/drawing/2016/5/13/chartex" xmlns:cx8="http://schemas.microsoft.com/office/drawing/2016/5/14/chartex" xmlns:mc="http://schemas.openxmlformats.org/markup-compatibility/2006" xmlns:aink="http://schemas.microsoft.com/office/drawing/2016/ink" xmlns:am3d="http://schemas.microsoft.com/office/drawing/2017/model3d" xmlns:o="urn:schemas-microsoft-com:office:office" xmlns:oel="http://schemas.microsoft.com/office/2019/extlst" xmlns:r="http://schemas.openxmlformats.org/officeDocument/2006/relationships" xmlns:m="http://schemas.openxmlformats.org/officeDocument/2006/math" xmlns:v="urn:schemas-microsoft-com:vml" xmlns:wp14="http://schemas.microsoft.com/office/word/2010/wordprocessingDrawing" xmlns:wp="http://schemas.openxmlformats.org/drawingml/2006/wordprocessingDrawing" xmlns:w10="urn:schemas-microsoft-com:office:word" xmlns:w="http://schemas.openxmlformats.org/wordprocessingml/2006/main" xmlns:w14="http://schemas.microsoft.com/office/word/2010/wordml" xmlns:w15="http://schemas.microsoft.com/office/word/2012/wordml" xmlns:w16cex="http://schemas.microsoft.com/office/word/2018/wordml/cex" xmlns:w16cid="http://schemas.microsoft.com/office/word/2016/wordml/cid" xmlns:w16="http://schemas.microsoft.com/office/word/2018/wordml" xmlns:w16du="http://schemas.microsoft.com/office/word/2023/wordml/word16du" xmlns:w16sdtdh="http://schemas.microsoft.com/office/word/2020/wordml/sdtdatahash" xmlns:w16sdtfl="http://schemas.microsoft.com/office/word/2024/wordml/sdtformatlock" xmlns:w16se="http://schemas.microsoft.com/office/word/2015/wordml/symex" xmlns:wpg="http://schemas.microsoft.com/office/word/2010/wordprocessingGroup" xmlns:wpi="http://schemas.microsoft.com/office/word/2010/wordprocessingInk" xmlns:wne="http://schemas.microsoft.com/office/word/2006/wordml" xmlns:wps="http://schemas.microsoft.com/office/word/2010/wordprocessingShape" mc:Ignorable="w14 w15 w16se w16cid w16 w16cex w16sdtdh w16sdtfl w16du wp14">
   <w15:person w15:author="naomie mboma">
     <w15:presenceInfo w15:providerId="Windows Live" w15:userId="a58694736b7c72bf"/>
+  </w15:person>
+  <w15:person w15:author="Erick Silva">
+    <w15:presenceInfo w15:providerId="Windows Live" w15:userId="1583deeed8c2ba89"/>
   </w15:person>
 </w15:people>
 </file>
@@ -5270,6 +8763,8 @@
   <w:style w:type="table" w:default="1" w:styleId="TableNormal">
     <w:name w:val="Normal Table"/>
     <w:uiPriority w:val="99"/>
+    <w:semiHidden/>
+    <w:unhideWhenUsed/>
     <w:tblPr>
       <w:tblInd w:w="0" w:type="dxa"/>
       <w:tblCellMar>
@@ -6080,20 +9575,10 @@
 </file>
 
 <file path=customXml/item2.xml><?xml version="1.0" encoding="utf-8"?>
-<p:properties xmlns:p="http://schemas.microsoft.com/office/2006/metadata/properties" xmlns:xsi="http://www.w3.org/2001/XMLSchema-instance" xmlns:pc="http://schemas.microsoft.com/office/infopath/2007/PartnerControls">
-  <documentManagement>
-    <_activity xmlns="b16a9495-4dfd-42d3-807b-98cb11f03b43" xsi:nil="true"/>
-  </documentManagement>
-</p:properties>
+<b:Sources xmlns:b="http://schemas.openxmlformats.org/officeDocument/2006/bibliography" xmlns="http://schemas.openxmlformats.org/officeDocument/2006/bibliography" SelectedStyle="\APASixthEditionOfficeOnline.xsl" StyleName="APA" Version="6"/>
 </file>
 
 <file path=customXml/item3.xml><?xml version="1.0" encoding="utf-8"?>
-<go:gDocsCustomXmlDataStorage xmlns:go="http://customooxmlschemas.google.com/" xmlns:r="http://schemas.openxmlformats.org/officeDocument/2006/relationships" uri="GoogleDocsCustomDataVersion2">
-  <go:docsCustomData xmlns:go="http://customooxmlschemas.google.com/" roundtripDataSignature="AMtx7miehlgh2pzFvkmpnhkVaeODs3Wnuw==">CgMxLjAyCGguZ2pkZ3hzMgloLjMwajB6bGwyCWguMWZvYjl0ZTIJaC4zem55c2g3MgloLjJldDkycDAyDmgua2ZranMzcndsMmMxOAByITF6bEVRVXYyWkdtTjZWemdfYk5uaGpmb0x1c2hhYUo3dw==</go:docsCustomData>
-</go:gDocsCustomXmlDataStorage>
-</file>
-
-<file path=customXml/item4.xml><?xml version="1.0" encoding="utf-8"?>
 <ct:contentTypeSchema xmlns:ct="http://schemas.microsoft.com/office/2006/metadata/contentType" xmlns:ma="http://schemas.microsoft.com/office/2006/metadata/properties/metaAttributes" ct:_="" ma:_="" ma:contentTypeName="Document" ma:contentTypeID="0x01010091CA7052A48FB44E8BAE44044031FC77" ma:contentTypeVersion="5" ma:contentTypeDescription="Create a new document." ma:contentTypeScope="" ma:versionID="72110da391d7bf7bbbd9879cda66318c">
   <xsd:schema xmlns:xsd="http://www.w3.org/2001/XMLSchema" xmlns:xs="http://www.w3.org/2001/XMLSchema" xmlns:p="http://schemas.microsoft.com/office/2006/metadata/properties" xmlns:ns3="b16a9495-4dfd-42d3-807b-98cb11f03b43" targetNamespace="http://schemas.microsoft.com/office/2006/metadata/properties" ma:root="true" ma:fieldsID="65d4c4ab10123b5e2192ffab3149626d" ns3:_="">
     <xsd:import namespace="b16a9495-4dfd-42d3-807b-98cb11f03b43"/>
@@ -6243,8 +9728,18 @@
 </ct:contentTypeSchema>
 </file>
 
+<file path=customXml/item4.xml><?xml version="1.0" encoding="utf-8"?>
+<go:gDocsCustomXmlDataStorage xmlns:go="http://customooxmlschemas.google.com/" xmlns:r="http://schemas.openxmlformats.org/officeDocument/2006/relationships" uri="GoogleDocsCustomDataVersion2">
+  <go:docsCustomData xmlns:go="http://customooxmlschemas.google.com/" roundtripDataSignature="AMtx7miehlgh2pzFvkmpnhkVaeODs3Wnuw==">CgMxLjAyCGguZ2pkZ3hzMgloLjMwajB6bGwyCWguMWZvYjl0ZTIJaC4zem55c2g3MgloLjJldDkycDAyDmgua2ZranMzcndsMmMxOAByITF6bEVRVXYyWkdtTjZWemdfYk5uaGpmb0x1c2hhYUo3dw==</go:docsCustomData>
+</go:gDocsCustomXmlDataStorage>
+</file>
+
 <file path=customXml/item5.xml><?xml version="1.0" encoding="utf-8"?>
-<b:Sources xmlns:b="http://schemas.openxmlformats.org/officeDocument/2006/bibliography" xmlns="http://schemas.openxmlformats.org/officeDocument/2006/bibliography" SelectedStyle="\APASixthEditionOfficeOnline.xsl" StyleName="APA" Version="6"/>
+<p:properties xmlns:p="http://schemas.microsoft.com/office/2006/metadata/properties" xmlns:xsi="http://www.w3.org/2001/XMLSchema-instance" xmlns:pc="http://schemas.microsoft.com/office/infopath/2007/PartnerControls">
+  <documentManagement>
+    <_activity xmlns="b16a9495-4dfd-42d3-807b-98cb11f03b43" xsi:nil="true"/>
+  </documentManagement>
+</p:properties>
 </file>
 
 <file path=customXml/itemProps1.xml><?xml version="1.0" encoding="utf-8"?>
@@ -6256,25 +9751,14 @@
 </file>
 
 <file path=customXml/itemProps2.xml><?xml version="1.0" encoding="utf-8"?>
-<ds:datastoreItem xmlns:ds="http://schemas.openxmlformats.org/officeDocument/2006/customXml" ds:itemID="{D51EB97A-8C7A-4EE1-A3AD-E57FDBFA6BEE}">
+<ds:datastoreItem xmlns:ds="http://schemas.openxmlformats.org/officeDocument/2006/customXml" ds:itemID="{A5C61161-19E4-4D42-A5DA-EC591AFE0A7D}">
   <ds:schemaRefs>
-    <ds:schemaRef ds:uri="http://schemas.microsoft.com/office/2006/metadata/properties"/>
-    <ds:schemaRef ds:uri="http://schemas.microsoft.com/office/infopath/2007/PartnerControls"/>
-    <ds:schemaRef ds:uri="b16a9495-4dfd-42d3-807b-98cb11f03b43"/>
+    <ds:schemaRef ds:uri="http://schemas.openxmlformats.org/officeDocument/2006/bibliography"/>
   </ds:schemaRefs>
 </ds:datastoreItem>
 </file>
 
 <file path=customXml/itemProps3.xml><?xml version="1.0" encoding="utf-8"?>
-<ds:datastoreItem xmlns:ds="http://schemas.openxmlformats.org/officeDocument/2006/customXml" ds:itemID="{11111111-1234-1234-1234-123412341234}">
-  <ds:schemaRefs>
-    <ds:schemaRef ds:uri="http://customooxmlschemas.google.com/"/>
-    <ds:schemaRef ds:uri="http://schemas.openxmlformats.org/officeDocument/2006/relationships"/>
-  </ds:schemaRefs>
-</ds:datastoreItem>
-</file>
-
-<file path=customXml/itemProps4.xml><?xml version="1.0" encoding="utf-8"?>
 <ds:datastoreItem xmlns:ds="http://schemas.openxmlformats.org/officeDocument/2006/customXml" ds:itemID="{1CD39011-2B34-4226-8638-59B13D86301D}">
   <ds:schemaRefs>
     <ds:schemaRef ds:uri="http://schemas.microsoft.com/office/2006/metadata/contentType"/>
@@ -6292,10 +9776,21 @@
 </ds:datastoreItem>
 </file>
 
+<file path=customXml/itemProps4.xml><?xml version="1.0" encoding="utf-8"?>
+<ds:datastoreItem xmlns:ds="http://schemas.openxmlformats.org/officeDocument/2006/customXml" ds:itemID="{11111111-1234-1234-1234-123412341234}">
+  <ds:schemaRefs>
+    <ds:schemaRef ds:uri="http://customooxmlschemas.google.com/"/>
+    <ds:schemaRef ds:uri="http://schemas.openxmlformats.org/officeDocument/2006/relationships"/>
+  </ds:schemaRefs>
+</ds:datastoreItem>
+</file>
+
 <file path=customXml/itemProps5.xml><?xml version="1.0" encoding="utf-8"?>
-<ds:datastoreItem xmlns:ds="http://schemas.openxmlformats.org/officeDocument/2006/customXml" ds:itemID="{A5C61161-19E4-4D42-A5DA-EC591AFE0A7D}">
+<ds:datastoreItem xmlns:ds="http://schemas.openxmlformats.org/officeDocument/2006/customXml" ds:itemID="{D51EB97A-8C7A-4EE1-A3AD-E57FDBFA6BEE}">
   <ds:schemaRefs>
-    <ds:schemaRef ds:uri="http://schemas.openxmlformats.org/officeDocument/2006/bibliography"/>
+    <ds:schemaRef ds:uri="http://schemas.microsoft.com/office/2006/metadata/properties"/>
+    <ds:schemaRef ds:uri="http://schemas.microsoft.com/office/infopath/2007/PartnerControls"/>
+    <ds:schemaRef ds:uri="b16a9495-4dfd-42d3-807b-98cb11f03b43"/>
   </ds:schemaRefs>
 </ds:datastoreItem>
 </file>
--- a/Statistical Project word.docx
+++ b/Statistical Project word.docx
@@ -1684,7 +1684,7 @@
                 <w:noProof/>
                 <w:webHidden/>
               </w:rPr>
-              <w:t>3</w:t>
+              <w:t>4</w:t>
             </w:r>
             <w:r>
               <w:rPr>
@@ -1758,7 +1758,7 @@
                 <w:noProof/>
                 <w:webHidden/>
               </w:rPr>
-              <w:t>3</w:t>
+              <w:t>4</w:t>
             </w:r>
             <w:r>
               <w:rPr>
@@ -1832,7 +1832,7 @@
                 <w:noProof/>
                 <w:webHidden/>
               </w:rPr>
-              <w:t>3</w:t>
+              <w:t>4</w:t>
             </w:r>
             <w:r>
               <w:rPr>
@@ -1906,7 +1906,7 @@
                 <w:noProof/>
                 <w:webHidden/>
               </w:rPr>
-              <w:t>3</w:t>
+              <w:t>5</w:t>
             </w:r>
             <w:r>
               <w:rPr>
@@ -1980,7 +1980,7 @@
                 <w:noProof/>
                 <w:webHidden/>
               </w:rPr>
-              <w:t>3</w:t>
+              <w:t>5</w:t>
             </w:r>
             <w:r>
               <w:rPr>
@@ -2054,7 +2054,7 @@
                 <w:noProof/>
                 <w:webHidden/>
               </w:rPr>
-              <w:t>3</w:t>
+              <w:t>7</w:t>
             </w:r>
             <w:r>
               <w:rPr>
@@ -2128,7 +2128,7 @@
                 <w:noProof/>
                 <w:webHidden/>
               </w:rPr>
-              <w:t>3</w:t>
+              <w:t>7</w:t>
             </w:r>
             <w:r>
               <w:rPr>
@@ -2202,7 +2202,7 @@
                 <w:noProof/>
                 <w:webHidden/>
               </w:rPr>
-              <w:t>3</w:t>
+              <w:t>8</w:t>
             </w:r>
             <w:r>
               <w:rPr>
@@ -2276,7 +2276,7 @@
                 <w:noProof/>
                 <w:webHidden/>
               </w:rPr>
-              <w:t>3</w:t>
+              <w:t>9</w:t>
             </w:r>
             <w:r>
               <w:rPr>
@@ -2350,7 +2350,7 @@
                 <w:noProof/>
                 <w:webHidden/>
               </w:rPr>
-              <w:t>3</w:t>
+              <w:t>9</w:t>
             </w:r>
             <w:r>
               <w:rPr>
